--- a/docs/tables/whole/sec10_lm_d365.docx
+++ b/docs/tables/whole/sec10_lm_d365.docx
@@ -20,7 +20,7 @@
         <w:gridCol w:w="2624"/>
         <w:gridCol w:w="778"/>
         <w:gridCol w:w="912"/>
-        <w:gridCol w:w="1463"/>
+        <w:gridCol w:w="1536"/>
         <w:gridCol w:w="1181"/>
         <w:gridCol w:w="778"/>
         <w:gridCol w:w="912"/>
@@ -2043,113 +2043,113 @@
                 <w:szCs w:val="22"/>
                 <w:color w:val="000000"/>
               </w:rPr>
-              <w:t xml:space="preserve">-5.5</w:t>
-            </w:r>
-          </w:p>
-        </w:tc>
-        <w:tc>
-          <w:tcPr>
-            <w:tcBorders>
-              <w:bottom w:val="none" w:sz="0" w:space="0" w:color="000000"/>
-              <w:top w:val="none" w:sz="0" w:space="0" w:color="000000"/>
-              <w:left w:val="none" w:sz="0" w:space="0" w:color="000000"/>
-              <w:right w:val="none" w:sz="0" w:space="0" w:color="000000"/>
-            </w:tcBorders>
-            <w:shd w:val="clear" w:color="auto" w:fill="FFFFFF"/>
-            <w:tcMar>
-              <w:top w:w="0" w:type="dxa"/>
-              <w:bottom w:w="0" w:type="dxa"/>
-              <w:left w:w="0" w:type="dxa"/>
-              <w:right w:w="0" w:type="dxa"/>
-            </w:tcMar>
-            <w:vAlign w:val="top"/>
-          </w:tcPr>
-          <w:p>
-            <w:pPr>
-              <w:pStyle w:val="Normal"/>
-              <w:jc w:val="center"/>
-              <w:pBdr>
-                <w:bottom w:val="none" w:sz="0" w:space="0" w:color="000000"/>
-                <w:top w:val="none" w:sz="0" w:space="0" w:color="000000"/>
-                <w:left w:val="none" w:sz="0" w:space="0" w:color="000000"/>
-                <w:right w:val="none" w:sz="0" w:space="0" w:color="000000"/>
-              </w:pBdr>
-              <w:spacing w:after="100" w:before="100" w:line="240"/>
-              <w:ind w:left="100" w:right="100" w:firstLine="0" w:firstLineChars="0"/>
-              <w:rPr>
-                <w:rFonts w:ascii="Helvetica" w:hAnsi="Helvetica" w:eastAsia="Helvetica" w:cs="Helvetica"/>
-                <w:i w:val="false"/>
-                <w:b w:val="false"/>
-                <w:u w:val="none"/>
-                <w:sz w:val="22"/>
-                <w:szCs w:val="22"/>
-                <w:color w:val="000000"/>
-              </w:rPr>
-            </w:pPr>
-            <w:r>
-              <w:rPr>
-                <w:rFonts w:ascii="Helvetica" w:hAnsi="Helvetica" w:eastAsia="Helvetica" w:cs="Helvetica"/>
-                <w:i w:val="false"/>
-                <w:b w:val="false"/>
-                <w:u w:val="none"/>
-                <w:sz w:val="22"/>
-                <w:szCs w:val="22"/>
-                <w:color w:val="000000"/>
-              </w:rPr>
-              <w:t xml:space="preserve">-9.8, -1.2</w:t>
-            </w:r>
-          </w:p>
-        </w:tc>
-        <w:tc>
-          <w:tcPr>
-            <w:tcBorders>
-              <w:bottom w:val="none" w:sz="0" w:space="0" w:color="000000"/>
-              <w:top w:val="none" w:sz="0" w:space="0" w:color="000000"/>
-              <w:left w:val="none" w:sz="0" w:space="0" w:color="000000"/>
-              <w:right w:val="none" w:sz="0" w:space="0" w:color="000000"/>
-            </w:tcBorders>
-            <w:shd w:val="clear" w:color="auto" w:fill="FFFFFF"/>
-            <w:tcMar>
-              <w:top w:w="0" w:type="dxa"/>
-              <w:bottom w:w="0" w:type="dxa"/>
-              <w:left w:w="0" w:type="dxa"/>
-              <w:right w:w="0" w:type="dxa"/>
-            </w:tcMar>
-            <w:vAlign w:val="top"/>
-          </w:tcPr>
-          <w:p>
-            <w:pPr>
-              <w:pStyle w:val="Normal"/>
-              <w:jc w:val="center"/>
-              <w:pBdr>
-                <w:bottom w:val="none" w:sz="0" w:space="0" w:color="000000"/>
-                <w:top w:val="none" w:sz="0" w:space="0" w:color="000000"/>
-                <w:left w:val="none" w:sz="0" w:space="0" w:color="000000"/>
-                <w:right w:val="none" w:sz="0" w:space="0" w:color="000000"/>
-              </w:pBdr>
-              <w:spacing w:after="100" w:before="100" w:line="240"/>
-              <w:ind w:left="100" w:right="100" w:firstLine="0" w:firstLineChars="0"/>
-              <w:rPr>
-                <w:rFonts w:ascii="Helvetica" w:hAnsi="Helvetica" w:eastAsia="Helvetica" w:cs="Helvetica"/>
-                <w:i w:val="false"/>
-                <w:b w:val="false"/>
-                <w:u w:val="none"/>
-                <w:sz w:val="22"/>
-                <w:szCs w:val="22"/>
-                <w:color w:val="000000"/>
-              </w:rPr>
-            </w:pPr>
-            <w:r>
-              <w:rPr>
-                <w:rFonts w:ascii="Helvetica" w:hAnsi="Helvetica" w:eastAsia="Helvetica" w:cs="Helvetica"/>
-                <w:i w:val="false"/>
-                <w:b w:val="false"/>
-                <w:u w:val="none"/>
-                <w:sz w:val="22"/>
-                <w:szCs w:val="22"/>
-                <w:color w:val="000000"/>
-              </w:rPr>
-              <w:t xml:space="preserve">0.012</w:t>
+              <w:t xml:space="preserve">-2.8</w:t>
+            </w:r>
+          </w:p>
+        </w:tc>
+        <w:tc>
+          <w:tcPr>
+            <w:tcBorders>
+              <w:bottom w:val="none" w:sz="0" w:space="0" w:color="000000"/>
+              <w:top w:val="none" w:sz="0" w:space="0" w:color="000000"/>
+              <w:left w:val="none" w:sz="0" w:space="0" w:color="000000"/>
+              <w:right w:val="none" w:sz="0" w:space="0" w:color="000000"/>
+            </w:tcBorders>
+            <w:shd w:val="clear" w:color="auto" w:fill="FFFFFF"/>
+            <w:tcMar>
+              <w:top w:w="0" w:type="dxa"/>
+              <w:bottom w:w="0" w:type="dxa"/>
+              <w:left w:w="0" w:type="dxa"/>
+              <w:right w:w="0" w:type="dxa"/>
+            </w:tcMar>
+            <w:vAlign w:val="top"/>
+          </w:tcPr>
+          <w:p>
+            <w:pPr>
+              <w:pStyle w:val="Normal"/>
+              <w:jc w:val="center"/>
+              <w:pBdr>
+                <w:bottom w:val="none" w:sz="0" w:space="0" w:color="000000"/>
+                <w:top w:val="none" w:sz="0" w:space="0" w:color="000000"/>
+                <w:left w:val="none" w:sz="0" w:space="0" w:color="000000"/>
+                <w:right w:val="none" w:sz="0" w:space="0" w:color="000000"/>
+              </w:pBdr>
+              <w:spacing w:after="100" w:before="100" w:line="240"/>
+              <w:ind w:left="100" w:right="100" w:firstLine="0" w:firstLineChars="0"/>
+              <w:rPr>
+                <w:rFonts w:ascii="Helvetica" w:hAnsi="Helvetica" w:eastAsia="Helvetica" w:cs="Helvetica"/>
+                <w:i w:val="false"/>
+                <w:b w:val="false"/>
+                <w:u w:val="none"/>
+                <w:sz w:val="22"/>
+                <w:szCs w:val="22"/>
+                <w:color w:val="000000"/>
+              </w:rPr>
+            </w:pPr>
+            <w:r>
+              <w:rPr>
+                <w:rFonts w:ascii="Helvetica" w:hAnsi="Helvetica" w:eastAsia="Helvetica" w:cs="Helvetica"/>
+                <w:i w:val="false"/>
+                <w:b w:val="false"/>
+                <w:u w:val="none"/>
+                <w:sz w:val="22"/>
+                <w:szCs w:val="22"/>
+                <w:color w:val="000000"/>
+              </w:rPr>
+              <w:t xml:space="preserve">-6.8, 1.3</w:t>
+            </w:r>
+          </w:p>
+        </w:tc>
+        <w:tc>
+          <w:tcPr>
+            <w:tcBorders>
+              <w:bottom w:val="none" w:sz="0" w:space="0" w:color="000000"/>
+              <w:top w:val="none" w:sz="0" w:space="0" w:color="000000"/>
+              <w:left w:val="none" w:sz="0" w:space="0" w:color="000000"/>
+              <w:right w:val="none" w:sz="0" w:space="0" w:color="000000"/>
+            </w:tcBorders>
+            <w:shd w:val="clear" w:color="auto" w:fill="FFFFFF"/>
+            <w:tcMar>
+              <w:top w:w="0" w:type="dxa"/>
+              <w:bottom w:w="0" w:type="dxa"/>
+              <w:left w:w="0" w:type="dxa"/>
+              <w:right w:w="0" w:type="dxa"/>
+            </w:tcMar>
+            <w:vAlign w:val="top"/>
+          </w:tcPr>
+          <w:p>
+            <w:pPr>
+              <w:pStyle w:val="Normal"/>
+              <w:jc w:val="center"/>
+              <w:pBdr>
+                <w:bottom w:val="none" w:sz="0" w:space="0" w:color="000000"/>
+                <w:top w:val="none" w:sz="0" w:space="0" w:color="000000"/>
+                <w:left w:val="none" w:sz="0" w:space="0" w:color="000000"/>
+                <w:right w:val="none" w:sz="0" w:space="0" w:color="000000"/>
+              </w:pBdr>
+              <w:spacing w:after="100" w:before="100" w:line="240"/>
+              <w:ind w:left="100" w:right="100" w:firstLine="0" w:firstLineChars="0"/>
+              <w:rPr>
+                <w:rFonts w:ascii="Helvetica" w:hAnsi="Helvetica" w:eastAsia="Helvetica" w:cs="Helvetica"/>
+                <w:i w:val="false"/>
+                <w:b w:val="false"/>
+                <w:u w:val="none"/>
+                <w:sz w:val="22"/>
+                <w:szCs w:val="22"/>
+                <w:color w:val="000000"/>
+              </w:rPr>
+            </w:pPr>
+            <w:r>
+              <w:rPr>
+                <w:rFonts w:ascii="Helvetica" w:hAnsi="Helvetica" w:eastAsia="Helvetica" w:cs="Helvetica"/>
+                <w:i w:val="false"/>
+                <w:b w:val="false"/>
+                <w:u w:val="none"/>
+                <w:sz w:val="22"/>
+                <w:szCs w:val="22"/>
+                <w:color w:val="000000"/>
+              </w:rPr>
+              <w:t xml:space="preserve">0.178</w:t>
             </w:r>
           </w:p>
         </w:tc>
@@ -2526,113 +2526,113 @@
                 <w:szCs w:val="22"/>
                 <w:color w:val="000000"/>
               </w:rPr>
-              <w:t xml:space="preserve">-0.04</w:t>
-            </w:r>
-          </w:p>
-        </w:tc>
-        <w:tc>
-          <w:tcPr>
-            <w:tcBorders>
-              <w:bottom w:val="none" w:sz="0" w:space="0" w:color="000000"/>
-              <w:top w:val="none" w:sz="0" w:space="0" w:color="000000"/>
-              <w:left w:val="none" w:sz="0" w:space="0" w:color="000000"/>
-              <w:right w:val="none" w:sz="0" w:space="0" w:color="000000"/>
-            </w:tcBorders>
-            <w:shd w:val="clear" w:color="auto" w:fill="FFFFFF"/>
-            <w:tcMar>
-              <w:top w:w="0" w:type="dxa"/>
-              <w:bottom w:w="0" w:type="dxa"/>
-              <w:left w:w="0" w:type="dxa"/>
-              <w:right w:w="0" w:type="dxa"/>
-            </w:tcMar>
-            <w:vAlign w:val="top"/>
-          </w:tcPr>
-          <w:p>
-            <w:pPr>
-              <w:pStyle w:val="Normal"/>
-              <w:jc w:val="center"/>
-              <w:pBdr>
-                <w:bottom w:val="none" w:sz="0" w:space="0" w:color="000000"/>
-                <w:top w:val="none" w:sz="0" w:space="0" w:color="000000"/>
-                <w:left w:val="none" w:sz="0" w:space="0" w:color="000000"/>
-                <w:right w:val="none" w:sz="0" w:space="0" w:color="000000"/>
-              </w:pBdr>
-              <w:spacing w:after="100" w:before="100" w:line="240"/>
-              <w:ind w:left="100" w:right="100" w:firstLine="0" w:firstLineChars="0"/>
-              <w:rPr>
-                <w:rFonts w:ascii="Helvetica" w:hAnsi="Helvetica" w:eastAsia="Helvetica" w:cs="Helvetica"/>
-                <w:i w:val="false"/>
-                <w:b w:val="false"/>
-                <w:u w:val="none"/>
-                <w:sz w:val="22"/>
-                <w:szCs w:val="22"/>
-                <w:color w:val="000000"/>
-              </w:rPr>
-            </w:pPr>
-            <w:r>
-              <w:rPr>
-                <w:rFonts w:ascii="Helvetica" w:hAnsi="Helvetica" w:eastAsia="Helvetica" w:cs="Helvetica"/>
-                <w:i w:val="false"/>
-                <w:b w:val="false"/>
-                <w:u w:val="none"/>
-                <w:sz w:val="22"/>
-                <w:szCs w:val="22"/>
-                <w:color w:val="000000"/>
-              </w:rPr>
-              <w:t xml:space="preserve">-0.24, 0.15</w:t>
-            </w:r>
-          </w:p>
-        </w:tc>
-        <w:tc>
-          <w:tcPr>
-            <w:tcBorders>
-              <w:bottom w:val="none" w:sz="0" w:space="0" w:color="000000"/>
-              <w:top w:val="none" w:sz="0" w:space="0" w:color="000000"/>
-              <w:left w:val="none" w:sz="0" w:space="0" w:color="000000"/>
-              <w:right w:val="none" w:sz="0" w:space="0" w:color="000000"/>
-            </w:tcBorders>
-            <w:shd w:val="clear" w:color="auto" w:fill="FFFFFF"/>
-            <w:tcMar>
-              <w:top w:w="0" w:type="dxa"/>
-              <w:bottom w:w="0" w:type="dxa"/>
-              <w:left w:w="0" w:type="dxa"/>
-              <w:right w:w="0" w:type="dxa"/>
-            </w:tcMar>
-            <w:vAlign w:val="top"/>
-          </w:tcPr>
-          <w:p>
-            <w:pPr>
-              <w:pStyle w:val="Normal"/>
-              <w:jc w:val="center"/>
-              <w:pBdr>
-                <w:bottom w:val="none" w:sz="0" w:space="0" w:color="000000"/>
-                <w:top w:val="none" w:sz="0" w:space="0" w:color="000000"/>
-                <w:left w:val="none" w:sz="0" w:space="0" w:color="000000"/>
-                <w:right w:val="none" w:sz="0" w:space="0" w:color="000000"/>
-              </w:pBdr>
-              <w:spacing w:after="100" w:before="100" w:line="240"/>
-              <w:ind w:left="100" w:right="100" w:firstLine="0" w:firstLineChars="0"/>
-              <w:rPr>
-                <w:rFonts w:ascii="Helvetica" w:hAnsi="Helvetica" w:eastAsia="Helvetica" w:cs="Helvetica"/>
-                <w:i w:val="false"/>
-                <w:b w:val="false"/>
-                <w:u w:val="none"/>
-                <w:sz w:val="22"/>
-                <w:szCs w:val="22"/>
-                <w:color w:val="000000"/>
-              </w:rPr>
-            </w:pPr>
-            <w:r>
-              <w:rPr>
-                <w:rFonts w:ascii="Helvetica" w:hAnsi="Helvetica" w:eastAsia="Helvetica" w:cs="Helvetica"/>
-                <w:i w:val="false"/>
-                <w:b w:val="false"/>
-                <w:u w:val="none"/>
-                <w:sz w:val="22"/>
-                <w:szCs w:val="22"/>
-                <w:color w:val="000000"/>
-              </w:rPr>
-              <w:t xml:space="preserve">0.659</w:t>
+              <w:t xml:space="preserve">-0.07</w:t>
+            </w:r>
+          </w:p>
+        </w:tc>
+        <w:tc>
+          <w:tcPr>
+            <w:tcBorders>
+              <w:bottom w:val="none" w:sz="0" w:space="0" w:color="000000"/>
+              <w:top w:val="none" w:sz="0" w:space="0" w:color="000000"/>
+              <w:left w:val="none" w:sz="0" w:space="0" w:color="000000"/>
+              <w:right w:val="none" w:sz="0" w:space="0" w:color="000000"/>
+            </w:tcBorders>
+            <w:shd w:val="clear" w:color="auto" w:fill="FFFFFF"/>
+            <w:tcMar>
+              <w:top w:w="0" w:type="dxa"/>
+              <w:bottom w:w="0" w:type="dxa"/>
+              <w:left w:w="0" w:type="dxa"/>
+              <w:right w:w="0" w:type="dxa"/>
+            </w:tcMar>
+            <w:vAlign w:val="top"/>
+          </w:tcPr>
+          <w:p>
+            <w:pPr>
+              <w:pStyle w:val="Normal"/>
+              <w:jc w:val="center"/>
+              <w:pBdr>
+                <w:bottom w:val="none" w:sz="0" w:space="0" w:color="000000"/>
+                <w:top w:val="none" w:sz="0" w:space="0" w:color="000000"/>
+                <w:left w:val="none" w:sz="0" w:space="0" w:color="000000"/>
+                <w:right w:val="none" w:sz="0" w:space="0" w:color="000000"/>
+              </w:pBdr>
+              <w:spacing w:after="100" w:before="100" w:line="240"/>
+              <w:ind w:left="100" w:right="100" w:firstLine="0" w:firstLineChars="0"/>
+              <w:rPr>
+                <w:rFonts w:ascii="Helvetica" w:hAnsi="Helvetica" w:eastAsia="Helvetica" w:cs="Helvetica"/>
+                <w:i w:val="false"/>
+                <w:b w:val="false"/>
+                <w:u w:val="none"/>
+                <w:sz w:val="22"/>
+                <w:szCs w:val="22"/>
+                <w:color w:val="000000"/>
+              </w:rPr>
+            </w:pPr>
+            <w:r>
+              <w:rPr>
+                <w:rFonts w:ascii="Helvetica" w:hAnsi="Helvetica" w:eastAsia="Helvetica" w:cs="Helvetica"/>
+                <w:i w:val="false"/>
+                <w:b w:val="false"/>
+                <w:u w:val="none"/>
+                <w:sz w:val="22"/>
+                <w:szCs w:val="22"/>
+                <w:color w:val="000000"/>
+              </w:rPr>
+              <w:t xml:space="preserve">-0.26, 0.12</w:t>
+            </w:r>
+          </w:p>
+        </w:tc>
+        <w:tc>
+          <w:tcPr>
+            <w:tcBorders>
+              <w:bottom w:val="none" w:sz="0" w:space="0" w:color="000000"/>
+              <w:top w:val="none" w:sz="0" w:space="0" w:color="000000"/>
+              <w:left w:val="none" w:sz="0" w:space="0" w:color="000000"/>
+              <w:right w:val="none" w:sz="0" w:space="0" w:color="000000"/>
+            </w:tcBorders>
+            <w:shd w:val="clear" w:color="auto" w:fill="FFFFFF"/>
+            <w:tcMar>
+              <w:top w:w="0" w:type="dxa"/>
+              <w:bottom w:w="0" w:type="dxa"/>
+              <w:left w:w="0" w:type="dxa"/>
+              <w:right w:w="0" w:type="dxa"/>
+            </w:tcMar>
+            <w:vAlign w:val="top"/>
+          </w:tcPr>
+          <w:p>
+            <w:pPr>
+              <w:pStyle w:val="Normal"/>
+              <w:jc w:val="center"/>
+              <w:pBdr>
+                <w:bottom w:val="none" w:sz="0" w:space="0" w:color="000000"/>
+                <w:top w:val="none" w:sz="0" w:space="0" w:color="000000"/>
+                <w:left w:val="none" w:sz="0" w:space="0" w:color="000000"/>
+                <w:right w:val="none" w:sz="0" w:space="0" w:color="000000"/>
+              </w:pBdr>
+              <w:spacing w:after="100" w:before="100" w:line="240"/>
+              <w:ind w:left="100" w:right="100" w:firstLine="0" w:firstLineChars="0"/>
+              <w:rPr>
+                <w:rFonts w:ascii="Helvetica" w:hAnsi="Helvetica" w:eastAsia="Helvetica" w:cs="Helvetica"/>
+                <w:i w:val="false"/>
+                <w:b w:val="false"/>
+                <w:u w:val="none"/>
+                <w:sz w:val="22"/>
+                <w:szCs w:val="22"/>
+                <w:color w:val="000000"/>
+              </w:rPr>
+            </w:pPr>
+            <w:r>
+              <w:rPr>
+                <w:rFonts w:ascii="Helvetica" w:hAnsi="Helvetica" w:eastAsia="Helvetica" w:cs="Helvetica"/>
+                <w:i w:val="false"/>
+                <w:b w:val="false"/>
+                <w:u w:val="none"/>
+                <w:sz w:val="22"/>
+                <w:szCs w:val="22"/>
+                <w:color w:val="000000"/>
+              </w:rPr>
+              <w:t xml:space="preserve">0.484</w:t>
             </w:r>
           </w:p>
         </w:tc>
@@ -3975,113 +3975,113 @@
                 <w:szCs w:val="22"/>
                 <w:color w:val="000000"/>
               </w:rPr>
-              <w:t xml:space="preserve">-1.7</w:t>
-            </w:r>
-          </w:p>
-        </w:tc>
-        <w:tc>
-          <w:tcPr>
-            <w:tcBorders>
-              <w:bottom w:val="none" w:sz="0" w:space="0" w:color="000000"/>
-              <w:top w:val="none" w:sz="0" w:space="0" w:color="000000"/>
-              <w:left w:val="none" w:sz="0" w:space="0" w:color="000000"/>
-              <w:right w:val="none" w:sz="0" w:space="0" w:color="000000"/>
-            </w:tcBorders>
-            <w:shd w:val="clear" w:color="auto" w:fill="FFFFFF"/>
-            <w:tcMar>
-              <w:top w:w="0" w:type="dxa"/>
-              <w:bottom w:w="0" w:type="dxa"/>
-              <w:left w:w="0" w:type="dxa"/>
-              <w:right w:w="0" w:type="dxa"/>
-            </w:tcMar>
-            <w:vAlign w:val="top"/>
-          </w:tcPr>
-          <w:p>
-            <w:pPr>
-              <w:pStyle w:val="Normal"/>
-              <w:jc w:val="center"/>
-              <w:pBdr>
-                <w:bottom w:val="none" w:sz="0" w:space="0" w:color="000000"/>
-                <w:top w:val="none" w:sz="0" w:space="0" w:color="000000"/>
-                <w:left w:val="none" w:sz="0" w:space="0" w:color="000000"/>
-                <w:right w:val="none" w:sz="0" w:space="0" w:color="000000"/>
-              </w:pBdr>
-              <w:spacing w:after="100" w:before="100" w:line="240"/>
-              <w:ind w:left="100" w:right="100" w:firstLine="0" w:firstLineChars="0"/>
-              <w:rPr>
-                <w:rFonts w:ascii="Helvetica" w:hAnsi="Helvetica" w:eastAsia="Helvetica" w:cs="Helvetica"/>
-                <w:i w:val="false"/>
-                <w:b w:val="false"/>
-                <w:u w:val="none"/>
-                <w:sz w:val="22"/>
-                <w:szCs w:val="22"/>
-                <w:color w:val="000000"/>
-              </w:rPr>
-            </w:pPr>
-            <w:r>
-              <w:rPr>
-                <w:rFonts w:ascii="Helvetica" w:hAnsi="Helvetica" w:eastAsia="Helvetica" w:cs="Helvetica"/>
-                <w:i w:val="false"/>
-                <w:b w:val="false"/>
-                <w:u w:val="none"/>
-                <w:sz w:val="22"/>
-                <w:szCs w:val="22"/>
-                <w:color w:val="000000"/>
-              </w:rPr>
-              <w:t xml:space="preserve">-7.8, 4.3</w:t>
-            </w:r>
-          </w:p>
-        </w:tc>
-        <w:tc>
-          <w:tcPr>
-            <w:tcBorders>
-              <w:bottom w:val="none" w:sz="0" w:space="0" w:color="000000"/>
-              <w:top w:val="none" w:sz="0" w:space="0" w:color="000000"/>
-              <w:left w:val="none" w:sz="0" w:space="0" w:color="000000"/>
-              <w:right w:val="none" w:sz="0" w:space="0" w:color="000000"/>
-            </w:tcBorders>
-            <w:shd w:val="clear" w:color="auto" w:fill="FFFFFF"/>
-            <w:tcMar>
-              <w:top w:w="0" w:type="dxa"/>
-              <w:bottom w:w="0" w:type="dxa"/>
-              <w:left w:w="0" w:type="dxa"/>
-              <w:right w:w="0" w:type="dxa"/>
-            </w:tcMar>
-            <w:vAlign w:val="top"/>
-          </w:tcPr>
-          <w:p>
-            <w:pPr>
-              <w:pStyle w:val="Normal"/>
-              <w:jc w:val="center"/>
-              <w:pBdr>
-                <w:bottom w:val="none" w:sz="0" w:space="0" w:color="000000"/>
-                <w:top w:val="none" w:sz="0" w:space="0" w:color="000000"/>
-                <w:left w:val="none" w:sz="0" w:space="0" w:color="000000"/>
-                <w:right w:val="none" w:sz="0" w:space="0" w:color="000000"/>
-              </w:pBdr>
-              <w:spacing w:after="100" w:before="100" w:line="240"/>
-              <w:ind w:left="100" w:right="100" w:firstLine="0" w:firstLineChars="0"/>
-              <w:rPr>
-                <w:rFonts w:ascii="Helvetica" w:hAnsi="Helvetica" w:eastAsia="Helvetica" w:cs="Helvetica"/>
-                <w:i w:val="false"/>
-                <w:b w:val="false"/>
-                <w:u w:val="none"/>
-                <w:sz w:val="22"/>
-                <w:szCs w:val="22"/>
-                <w:color w:val="000000"/>
-              </w:rPr>
-            </w:pPr>
-            <w:r>
-              <w:rPr>
-                <w:rFonts w:ascii="Helvetica" w:hAnsi="Helvetica" w:eastAsia="Helvetica" w:cs="Helvetica"/>
-                <w:i w:val="false"/>
-                <w:b w:val="false"/>
-                <w:u w:val="none"/>
-                <w:sz w:val="22"/>
-                <w:szCs w:val="22"/>
-                <w:color w:val="000000"/>
-              </w:rPr>
-              <w:t xml:space="preserve">0.572</w:t>
+              <w:t xml:space="preserve">-1.3</w:t>
+            </w:r>
+          </w:p>
+        </w:tc>
+        <w:tc>
+          <w:tcPr>
+            <w:tcBorders>
+              <w:bottom w:val="none" w:sz="0" w:space="0" w:color="000000"/>
+              <w:top w:val="none" w:sz="0" w:space="0" w:color="000000"/>
+              <w:left w:val="none" w:sz="0" w:space="0" w:color="000000"/>
+              <w:right w:val="none" w:sz="0" w:space="0" w:color="000000"/>
+            </w:tcBorders>
+            <w:shd w:val="clear" w:color="auto" w:fill="FFFFFF"/>
+            <w:tcMar>
+              <w:top w:w="0" w:type="dxa"/>
+              <w:bottom w:w="0" w:type="dxa"/>
+              <w:left w:w="0" w:type="dxa"/>
+              <w:right w:w="0" w:type="dxa"/>
+            </w:tcMar>
+            <w:vAlign w:val="top"/>
+          </w:tcPr>
+          <w:p>
+            <w:pPr>
+              <w:pStyle w:val="Normal"/>
+              <w:jc w:val="center"/>
+              <w:pBdr>
+                <w:bottom w:val="none" w:sz="0" w:space="0" w:color="000000"/>
+                <w:top w:val="none" w:sz="0" w:space="0" w:color="000000"/>
+                <w:left w:val="none" w:sz="0" w:space="0" w:color="000000"/>
+                <w:right w:val="none" w:sz="0" w:space="0" w:color="000000"/>
+              </w:pBdr>
+              <w:spacing w:after="100" w:before="100" w:line="240"/>
+              <w:ind w:left="100" w:right="100" w:firstLine="0" w:firstLineChars="0"/>
+              <w:rPr>
+                <w:rFonts w:ascii="Helvetica" w:hAnsi="Helvetica" w:eastAsia="Helvetica" w:cs="Helvetica"/>
+                <w:i w:val="false"/>
+                <w:b w:val="false"/>
+                <w:u w:val="none"/>
+                <w:sz w:val="22"/>
+                <w:szCs w:val="22"/>
+                <w:color w:val="000000"/>
+              </w:rPr>
+            </w:pPr>
+            <w:r>
+              <w:rPr>
+                <w:rFonts w:ascii="Helvetica" w:hAnsi="Helvetica" w:eastAsia="Helvetica" w:cs="Helvetica"/>
+                <w:i w:val="false"/>
+                <w:b w:val="false"/>
+                <w:u w:val="none"/>
+                <w:sz w:val="22"/>
+                <w:szCs w:val="22"/>
+                <w:color w:val="000000"/>
+              </w:rPr>
+              <w:t xml:space="preserve">-7.4, 4.7</w:t>
+            </w:r>
+          </w:p>
+        </w:tc>
+        <w:tc>
+          <w:tcPr>
+            <w:tcBorders>
+              <w:bottom w:val="none" w:sz="0" w:space="0" w:color="000000"/>
+              <w:top w:val="none" w:sz="0" w:space="0" w:color="000000"/>
+              <w:left w:val="none" w:sz="0" w:space="0" w:color="000000"/>
+              <w:right w:val="none" w:sz="0" w:space="0" w:color="000000"/>
+            </w:tcBorders>
+            <w:shd w:val="clear" w:color="auto" w:fill="FFFFFF"/>
+            <w:tcMar>
+              <w:top w:w="0" w:type="dxa"/>
+              <w:bottom w:w="0" w:type="dxa"/>
+              <w:left w:w="0" w:type="dxa"/>
+              <w:right w:w="0" w:type="dxa"/>
+            </w:tcMar>
+            <w:vAlign w:val="top"/>
+          </w:tcPr>
+          <w:p>
+            <w:pPr>
+              <w:pStyle w:val="Normal"/>
+              <w:jc w:val="center"/>
+              <w:pBdr>
+                <w:bottom w:val="none" w:sz="0" w:space="0" w:color="000000"/>
+                <w:top w:val="none" w:sz="0" w:space="0" w:color="000000"/>
+                <w:left w:val="none" w:sz="0" w:space="0" w:color="000000"/>
+                <w:right w:val="none" w:sz="0" w:space="0" w:color="000000"/>
+              </w:pBdr>
+              <w:spacing w:after="100" w:before="100" w:line="240"/>
+              <w:ind w:left="100" w:right="100" w:firstLine="0" w:firstLineChars="0"/>
+              <w:rPr>
+                <w:rFonts w:ascii="Helvetica" w:hAnsi="Helvetica" w:eastAsia="Helvetica" w:cs="Helvetica"/>
+                <w:i w:val="false"/>
+                <w:b w:val="false"/>
+                <w:u w:val="none"/>
+                <w:sz w:val="22"/>
+                <w:szCs w:val="22"/>
+                <w:color w:val="000000"/>
+              </w:rPr>
+            </w:pPr>
+            <w:r>
+              <w:rPr>
+                <w:rFonts w:ascii="Helvetica" w:hAnsi="Helvetica" w:eastAsia="Helvetica" w:cs="Helvetica"/>
+                <w:i w:val="false"/>
+                <w:b w:val="false"/>
+                <w:u w:val="none"/>
+                <w:sz w:val="22"/>
+                <w:szCs w:val="22"/>
+                <w:color w:val="000000"/>
+              </w:rPr>
+              <w:t xml:space="preserve">0.669</w:t>
             </w:r>
           </w:p>
         </w:tc>
@@ -4458,113 +4458,113 @@
                 <w:szCs w:val="22"/>
                 <w:color w:val="000000"/>
               </w:rPr>
-              <w:t xml:space="preserve">-0.03</w:t>
-            </w:r>
-          </w:p>
-        </w:tc>
-        <w:tc>
-          <w:tcPr>
-            <w:tcBorders>
-              <w:bottom w:val="none" w:sz="0" w:space="0" w:color="000000"/>
-              <w:top w:val="none" w:sz="0" w:space="0" w:color="000000"/>
-              <w:left w:val="none" w:sz="0" w:space="0" w:color="000000"/>
-              <w:right w:val="none" w:sz="0" w:space="0" w:color="000000"/>
-            </w:tcBorders>
-            <w:shd w:val="clear" w:color="auto" w:fill="FFFFFF"/>
-            <w:tcMar>
-              <w:top w:w="0" w:type="dxa"/>
-              <w:bottom w:w="0" w:type="dxa"/>
-              <w:left w:w="0" w:type="dxa"/>
-              <w:right w:w="0" w:type="dxa"/>
-            </w:tcMar>
-            <w:vAlign w:val="top"/>
-          </w:tcPr>
-          <w:p>
-            <w:pPr>
-              <w:pStyle w:val="Normal"/>
-              <w:jc w:val="center"/>
-              <w:pBdr>
-                <w:bottom w:val="none" w:sz="0" w:space="0" w:color="000000"/>
-                <w:top w:val="none" w:sz="0" w:space="0" w:color="000000"/>
-                <w:left w:val="none" w:sz="0" w:space="0" w:color="000000"/>
-                <w:right w:val="none" w:sz="0" w:space="0" w:color="000000"/>
-              </w:pBdr>
-              <w:spacing w:after="100" w:before="100" w:line="240"/>
-              <w:ind w:left="100" w:right="100" w:firstLine="0" w:firstLineChars="0"/>
-              <w:rPr>
-                <w:rFonts w:ascii="Helvetica" w:hAnsi="Helvetica" w:eastAsia="Helvetica" w:cs="Helvetica"/>
-                <w:i w:val="false"/>
-                <w:b w:val="false"/>
-                <w:u w:val="none"/>
-                <w:sz w:val="22"/>
-                <w:szCs w:val="22"/>
-                <w:color w:val="000000"/>
-              </w:rPr>
-            </w:pPr>
-            <w:r>
-              <w:rPr>
-                <w:rFonts w:ascii="Helvetica" w:hAnsi="Helvetica" w:eastAsia="Helvetica" w:cs="Helvetica"/>
-                <w:i w:val="false"/>
-                <w:b w:val="false"/>
-                <w:u w:val="none"/>
-                <w:sz w:val="22"/>
-                <w:szCs w:val="22"/>
-                <w:color w:val="000000"/>
-              </w:rPr>
-              <w:t xml:space="preserve">-0.76, 0.70</w:t>
-            </w:r>
-          </w:p>
-        </w:tc>
-        <w:tc>
-          <w:tcPr>
-            <w:tcBorders>
-              <w:bottom w:val="none" w:sz="0" w:space="0" w:color="000000"/>
-              <w:top w:val="none" w:sz="0" w:space="0" w:color="000000"/>
-              <w:left w:val="none" w:sz="0" w:space="0" w:color="000000"/>
-              <w:right w:val="none" w:sz="0" w:space="0" w:color="000000"/>
-            </w:tcBorders>
-            <w:shd w:val="clear" w:color="auto" w:fill="FFFFFF"/>
-            <w:tcMar>
-              <w:top w:w="0" w:type="dxa"/>
-              <w:bottom w:w="0" w:type="dxa"/>
-              <w:left w:w="0" w:type="dxa"/>
-              <w:right w:w="0" w:type="dxa"/>
-            </w:tcMar>
-            <w:vAlign w:val="top"/>
-          </w:tcPr>
-          <w:p>
-            <w:pPr>
-              <w:pStyle w:val="Normal"/>
-              <w:jc w:val="center"/>
-              <w:pBdr>
-                <w:bottom w:val="none" w:sz="0" w:space="0" w:color="000000"/>
-                <w:top w:val="none" w:sz="0" w:space="0" w:color="000000"/>
-                <w:left w:val="none" w:sz="0" w:space="0" w:color="000000"/>
-                <w:right w:val="none" w:sz="0" w:space="0" w:color="000000"/>
-              </w:pBdr>
-              <w:spacing w:after="100" w:before="100" w:line="240"/>
-              <w:ind w:left="100" w:right="100" w:firstLine="0" w:firstLineChars="0"/>
-              <w:rPr>
-                <w:rFonts w:ascii="Helvetica" w:hAnsi="Helvetica" w:eastAsia="Helvetica" w:cs="Helvetica"/>
-                <w:i w:val="false"/>
-                <w:b w:val="false"/>
-                <w:u w:val="none"/>
-                <w:sz w:val="22"/>
-                <w:szCs w:val="22"/>
-                <w:color w:val="000000"/>
-              </w:rPr>
-            </w:pPr>
-            <w:r>
-              <w:rPr>
-                <w:rFonts w:ascii="Helvetica" w:hAnsi="Helvetica" w:eastAsia="Helvetica" w:cs="Helvetica"/>
-                <w:i w:val="false"/>
-                <w:b w:val="false"/>
-                <w:u w:val="none"/>
-                <w:sz w:val="22"/>
-                <w:szCs w:val="22"/>
-                <w:color w:val="000000"/>
-              </w:rPr>
-              <w:t xml:space="preserve">0.937</w:t>
+              <w:t xml:space="preserve">0.01</w:t>
+            </w:r>
+          </w:p>
+        </w:tc>
+        <w:tc>
+          <w:tcPr>
+            <w:tcBorders>
+              <w:bottom w:val="none" w:sz="0" w:space="0" w:color="000000"/>
+              <w:top w:val="none" w:sz="0" w:space="0" w:color="000000"/>
+              <w:left w:val="none" w:sz="0" w:space="0" w:color="000000"/>
+              <w:right w:val="none" w:sz="0" w:space="0" w:color="000000"/>
+            </w:tcBorders>
+            <w:shd w:val="clear" w:color="auto" w:fill="FFFFFF"/>
+            <w:tcMar>
+              <w:top w:w="0" w:type="dxa"/>
+              <w:bottom w:w="0" w:type="dxa"/>
+              <w:left w:w="0" w:type="dxa"/>
+              <w:right w:w="0" w:type="dxa"/>
+            </w:tcMar>
+            <w:vAlign w:val="top"/>
+          </w:tcPr>
+          <w:p>
+            <w:pPr>
+              <w:pStyle w:val="Normal"/>
+              <w:jc w:val="center"/>
+              <w:pBdr>
+                <w:bottom w:val="none" w:sz="0" w:space="0" w:color="000000"/>
+                <w:top w:val="none" w:sz="0" w:space="0" w:color="000000"/>
+                <w:left w:val="none" w:sz="0" w:space="0" w:color="000000"/>
+                <w:right w:val="none" w:sz="0" w:space="0" w:color="000000"/>
+              </w:pBdr>
+              <w:spacing w:after="100" w:before="100" w:line="240"/>
+              <w:ind w:left="100" w:right="100" w:firstLine="0" w:firstLineChars="0"/>
+              <w:rPr>
+                <w:rFonts w:ascii="Helvetica" w:hAnsi="Helvetica" w:eastAsia="Helvetica" w:cs="Helvetica"/>
+                <w:i w:val="false"/>
+                <w:b w:val="false"/>
+                <w:u w:val="none"/>
+                <w:sz w:val="22"/>
+                <w:szCs w:val="22"/>
+                <w:color w:val="000000"/>
+              </w:rPr>
+            </w:pPr>
+            <w:r>
+              <w:rPr>
+                <w:rFonts w:ascii="Helvetica" w:hAnsi="Helvetica" w:eastAsia="Helvetica" w:cs="Helvetica"/>
+                <w:i w:val="false"/>
+                <w:b w:val="false"/>
+                <w:u w:val="none"/>
+                <w:sz w:val="22"/>
+                <w:szCs w:val="22"/>
+                <w:color w:val="000000"/>
+              </w:rPr>
+              <w:t xml:space="preserve">-0.70, 0.72</w:t>
+            </w:r>
+          </w:p>
+        </w:tc>
+        <w:tc>
+          <w:tcPr>
+            <w:tcBorders>
+              <w:bottom w:val="none" w:sz="0" w:space="0" w:color="000000"/>
+              <w:top w:val="none" w:sz="0" w:space="0" w:color="000000"/>
+              <w:left w:val="none" w:sz="0" w:space="0" w:color="000000"/>
+              <w:right w:val="none" w:sz="0" w:space="0" w:color="000000"/>
+            </w:tcBorders>
+            <w:shd w:val="clear" w:color="auto" w:fill="FFFFFF"/>
+            <w:tcMar>
+              <w:top w:w="0" w:type="dxa"/>
+              <w:bottom w:w="0" w:type="dxa"/>
+              <w:left w:w="0" w:type="dxa"/>
+              <w:right w:w="0" w:type="dxa"/>
+            </w:tcMar>
+            <w:vAlign w:val="top"/>
+          </w:tcPr>
+          <w:p>
+            <w:pPr>
+              <w:pStyle w:val="Normal"/>
+              <w:jc w:val="center"/>
+              <w:pBdr>
+                <w:bottom w:val="none" w:sz="0" w:space="0" w:color="000000"/>
+                <w:top w:val="none" w:sz="0" w:space="0" w:color="000000"/>
+                <w:left w:val="none" w:sz="0" w:space="0" w:color="000000"/>
+                <w:right w:val="none" w:sz="0" w:space="0" w:color="000000"/>
+              </w:pBdr>
+              <w:spacing w:after="100" w:before="100" w:line="240"/>
+              <w:ind w:left="100" w:right="100" w:firstLine="0" w:firstLineChars="0"/>
+              <w:rPr>
+                <w:rFonts w:ascii="Helvetica" w:hAnsi="Helvetica" w:eastAsia="Helvetica" w:cs="Helvetica"/>
+                <w:i w:val="false"/>
+                <w:b w:val="false"/>
+                <w:u w:val="none"/>
+                <w:sz w:val="22"/>
+                <w:szCs w:val="22"/>
+                <w:color w:val="000000"/>
+              </w:rPr>
+            </w:pPr>
+            <w:r>
+              <w:rPr>
+                <w:rFonts w:ascii="Helvetica" w:hAnsi="Helvetica" w:eastAsia="Helvetica" w:cs="Helvetica"/>
+                <w:i w:val="false"/>
+                <w:b w:val="false"/>
+                <w:u w:val="none"/>
+                <w:sz w:val="22"/>
+                <w:szCs w:val="22"/>
+                <w:color w:val="000000"/>
+              </w:rPr>
+              <w:t xml:space="preserve">0.976</w:t>
             </w:r>
           </w:p>
         </w:tc>
@@ -6013,7 +6013,7 @@
                 <w:szCs w:val="22"/>
                 <w:color w:val="000000"/>
               </w:rPr>
-              <w:t xml:space="preserve">0.623</w:t>
+              <w:t xml:space="preserve">0.612</w:t>
             </w:r>
           </w:p>
         </w:tc>
@@ -7356,113 +7356,113 @@
                 <w:szCs w:val="22"/>
                 <w:color w:val="000000"/>
               </w:rPr>
-              <w:t xml:space="preserve">0.65</w:t>
-            </w:r>
-          </w:p>
-        </w:tc>
-        <w:tc>
-          <w:tcPr>
-            <w:tcBorders>
-              <w:bottom w:val="none" w:sz="0" w:space="0" w:color="000000"/>
-              <w:top w:val="none" w:sz="0" w:space="0" w:color="000000"/>
-              <w:left w:val="none" w:sz="0" w:space="0" w:color="000000"/>
-              <w:right w:val="none" w:sz="0" w:space="0" w:color="000000"/>
-            </w:tcBorders>
-            <w:shd w:val="clear" w:color="auto" w:fill="FFFFFF"/>
-            <w:tcMar>
-              <w:top w:w="0" w:type="dxa"/>
-              <w:bottom w:w="0" w:type="dxa"/>
-              <w:left w:w="0" w:type="dxa"/>
-              <w:right w:w="0" w:type="dxa"/>
-            </w:tcMar>
-            <w:vAlign w:val="top"/>
-          </w:tcPr>
-          <w:p>
-            <w:pPr>
-              <w:pStyle w:val="Normal"/>
-              <w:jc w:val="center"/>
-              <w:pBdr>
-                <w:bottom w:val="none" w:sz="0" w:space="0" w:color="000000"/>
-                <w:top w:val="none" w:sz="0" w:space="0" w:color="000000"/>
-                <w:left w:val="none" w:sz="0" w:space="0" w:color="000000"/>
-                <w:right w:val="none" w:sz="0" w:space="0" w:color="000000"/>
-              </w:pBdr>
-              <w:spacing w:after="100" w:before="100" w:line="240"/>
-              <w:ind w:left="100" w:right="100" w:firstLine="0" w:firstLineChars="0"/>
-              <w:rPr>
-                <w:rFonts w:ascii="Helvetica" w:hAnsi="Helvetica" w:eastAsia="Helvetica" w:cs="Helvetica"/>
-                <w:i w:val="false"/>
-                <w:b w:val="false"/>
-                <w:u w:val="none"/>
-                <w:sz w:val="22"/>
-                <w:szCs w:val="22"/>
-                <w:color w:val="000000"/>
-              </w:rPr>
-            </w:pPr>
-            <w:r>
-              <w:rPr>
-                <w:rFonts w:ascii="Helvetica" w:hAnsi="Helvetica" w:eastAsia="Helvetica" w:cs="Helvetica"/>
-                <w:i w:val="false"/>
-                <w:b w:val="false"/>
-                <w:u w:val="none"/>
-                <w:sz w:val="22"/>
-                <w:szCs w:val="22"/>
-                <w:color w:val="000000"/>
-              </w:rPr>
-              <w:t xml:space="preserve">-9.4, 11</w:t>
-            </w:r>
-          </w:p>
-        </w:tc>
-        <w:tc>
-          <w:tcPr>
-            <w:tcBorders>
-              <w:bottom w:val="none" w:sz="0" w:space="0" w:color="000000"/>
-              <w:top w:val="none" w:sz="0" w:space="0" w:color="000000"/>
-              <w:left w:val="none" w:sz="0" w:space="0" w:color="000000"/>
-              <w:right w:val="none" w:sz="0" w:space="0" w:color="000000"/>
-            </w:tcBorders>
-            <w:shd w:val="clear" w:color="auto" w:fill="FFFFFF"/>
-            <w:tcMar>
-              <w:top w:w="0" w:type="dxa"/>
-              <w:bottom w:w="0" w:type="dxa"/>
-              <w:left w:w="0" w:type="dxa"/>
-              <w:right w:w="0" w:type="dxa"/>
-            </w:tcMar>
-            <w:vAlign w:val="top"/>
-          </w:tcPr>
-          <w:p>
-            <w:pPr>
-              <w:pStyle w:val="Normal"/>
-              <w:jc w:val="center"/>
-              <w:pBdr>
-                <w:bottom w:val="none" w:sz="0" w:space="0" w:color="000000"/>
-                <w:top w:val="none" w:sz="0" w:space="0" w:color="000000"/>
-                <w:left w:val="none" w:sz="0" w:space="0" w:color="000000"/>
-                <w:right w:val="none" w:sz="0" w:space="0" w:color="000000"/>
-              </w:pBdr>
-              <w:spacing w:after="100" w:before="100" w:line="240"/>
-              <w:ind w:left="100" w:right="100" w:firstLine="0" w:firstLineChars="0"/>
-              <w:rPr>
-                <w:rFonts w:ascii="Helvetica" w:hAnsi="Helvetica" w:eastAsia="Helvetica" w:cs="Helvetica"/>
-                <w:i w:val="false"/>
-                <w:b w:val="false"/>
-                <w:u w:val="none"/>
-                <w:sz w:val="22"/>
-                <w:szCs w:val="22"/>
-                <w:color w:val="000000"/>
-              </w:rPr>
-            </w:pPr>
-            <w:r>
-              <w:rPr>
-                <w:rFonts w:ascii="Helvetica" w:hAnsi="Helvetica" w:eastAsia="Helvetica" w:cs="Helvetica"/>
-                <w:i w:val="false"/>
-                <w:b w:val="false"/>
-                <w:u w:val="none"/>
-                <w:sz w:val="22"/>
-                <w:szCs w:val="22"/>
-                <w:color w:val="000000"/>
-              </w:rPr>
-              <w:t xml:space="preserve">0.899</w:t>
+              <w:t xml:space="preserve">1.5</w:t>
+            </w:r>
+          </w:p>
+        </w:tc>
+        <w:tc>
+          <w:tcPr>
+            <w:tcBorders>
+              <w:bottom w:val="none" w:sz="0" w:space="0" w:color="000000"/>
+              <w:top w:val="none" w:sz="0" w:space="0" w:color="000000"/>
+              <w:left w:val="none" w:sz="0" w:space="0" w:color="000000"/>
+              <w:right w:val="none" w:sz="0" w:space="0" w:color="000000"/>
+            </w:tcBorders>
+            <w:shd w:val="clear" w:color="auto" w:fill="FFFFFF"/>
+            <w:tcMar>
+              <w:top w:w="0" w:type="dxa"/>
+              <w:bottom w:w="0" w:type="dxa"/>
+              <w:left w:w="0" w:type="dxa"/>
+              <w:right w:w="0" w:type="dxa"/>
+            </w:tcMar>
+            <w:vAlign w:val="top"/>
+          </w:tcPr>
+          <w:p>
+            <w:pPr>
+              <w:pStyle w:val="Normal"/>
+              <w:jc w:val="center"/>
+              <w:pBdr>
+                <w:bottom w:val="none" w:sz="0" w:space="0" w:color="000000"/>
+                <w:top w:val="none" w:sz="0" w:space="0" w:color="000000"/>
+                <w:left w:val="none" w:sz="0" w:space="0" w:color="000000"/>
+                <w:right w:val="none" w:sz="0" w:space="0" w:color="000000"/>
+              </w:pBdr>
+              <w:spacing w:after="100" w:before="100" w:line="240"/>
+              <w:ind w:left="100" w:right="100" w:firstLine="0" w:firstLineChars="0"/>
+              <w:rPr>
+                <w:rFonts w:ascii="Helvetica" w:hAnsi="Helvetica" w:eastAsia="Helvetica" w:cs="Helvetica"/>
+                <w:i w:val="false"/>
+                <w:b w:val="false"/>
+                <w:u w:val="none"/>
+                <w:sz w:val="22"/>
+                <w:szCs w:val="22"/>
+                <w:color w:val="000000"/>
+              </w:rPr>
+            </w:pPr>
+            <w:r>
+              <w:rPr>
+                <w:rFonts w:ascii="Helvetica" w:hAnsi="Helvetica" w:eastAsia="Helvetica" w:cs="Helvetica"/>
+                <w:i w:val="false"/>
+                <w:b w:val="false"/>
+                <w:u w:val="none"/>
+                <w:sz w:val="22"/>
+                <w:szCs w:val="22"/>
+                <w:color w:val="000000"/>
+              </w:rPr>
+              <w:t xml:space="preserve">-8.5, 12</w:t>
+            </w:r>
+          </w:p>
+        </w:tc>
+        <w:tc>
+          <w:tcPr>
+            <w:tcBorders>
+              <w:bottom w:val="none" w:sz="0" w:space="0" w:color="000000"/>
+              <w:top w:val="none" w:sz="0" w:space="0" w:color="000000"/>
+              <w:left w:val="none" w:sz="0" w:space="0" w:color="000000"/>
+              <w:right w:val="none" w:sz="0" w:space="0" w:color="000000"/>
+            </w:tcBorders>
+            <w:shd w:val="clear" w:color="auto" w:fill="FFFFFF"/>
+            <w:tcMar>
+              <w:top w:w="0" w:type="dxa"/>
+              <w:bottom w:w="0" w:type="dxa"/>
+              <w:left w:w="0" w:type="dxa"/>
+              <w:right w:w="0" w:type="dxa"/>
+            </w:tcMar>
+            <w:vAlign w:val="top"/>
+          </w:tcPr>
+          <w:p>
+            <w:pPr>
+              <w:pStyle w:val="Normal"/>
+              <w:jc w:val="center"/>
+              <w:pBdr>
+                <w:bottom w:val="none" w:sz="0" w:space="0" w:color="000000"/>
+                <w:top w:val="none" w:sz="0" w:space="0" w:color="000000"/>
+                <w:left w:val="none" w:sz="0" w:space="0" w:color="000000"/>
+                <w:right w:val="none" w:sz="0" w:space="0" w:color="000000"/>
+              </w:pBdr>
+              <w:spacing w:after="100" w:before="100" w:line="240"/>
+              <w:ind w:left="100" w:right="100" w:firstLine="0" w:firstLineChars="0"/>
+              <w:rPr>
+                <w:rFonts w:ascii="Helvetica" w:hAnsi="Helvetica" w:eastAsia="Helvetica" w:cs="Helvetica"/>
+                <w:i w:val="false"/>
+                <w:b w:val="false"/>
+                <w:u w:val="none"/>
+                <w:sz w:val="22"/>
+                <w:szCs w:val="22"/>
+                <w:color w:val="000000"/>
+              </w:rPr>
+            </w:pPr>
+            <w:r>
+              <w:rPr>
+                <w:rFonts w:ascii="Helvetica" w:hAnsi="Helvetica" w:eastAsia="Helvetica" w:cs="Helvetica"/>
+                <w:i w:val="false"/>
+                <w:b w:val="false"/>
+                <w:u w:val="none"/>
+                <w:sz w:val="22"/>
+                <w:szCs w:val="22"/>
+                <w:color w:val="000000"/>
+              </w:rPr>
+              <w:t xml:space="preserve">0.764</w:t>
             </w:r>
           </w:p>
         </w:tc>
@@ -7839,113 +7839,113 @@
                 <w:szCs w:val="22"/>
                 <w:color w:val="000000"/>
               </w:rPr>
-              <w:t xml:space="preserve">1.9</w:t>
-            </w:r>
-          </w:p>
-        </w:tc>
-        <w:tc>
-          <w:tcPr>
-            <w:tcBorders>
-              <w:bottom w:val="none" w:sz="0" w:space="0" w:color="000000"/>
-              <w:top w:val="none" w:sz="0" w:space="0" w:color="000000"/>
-              <w:left w:val="none" w:sz="0" w:space="0" w:color="000000"/>
-              <w:right w:val="none" w:sz="0" w:space="0" w:color="000000"/>
-            </w:tcBorders>
-            <w:shd w:val="clear" w:color="auto" w:fill="FFFFFF"/>
-            <w:tcMar>
-              <w:top w:w="0" w:type="dxa"/>
-              <w:bottom w:w="0" w:type="dxa"/>
-              <w:left w:w="0" w:type="dxa"/>
-              <w:right w:w="0" w:type="dxa"/>
-            </w:tcMar>
-            <w:vAlign w:val="top"/>
-          </w:tcPr>
-          <w:p>
-            <w:pPr>
-              <w:pStyle w:val="Normal"/>
-              <w:jc w:val="center"/>
-              <w:pBdr>
-                <w:bottom w:val="none" w:sz="0" w:space="0" w:color="000000"/>
-                <w:top w:val="none" w:sz="0" w:space="0" w:color="000000"/>
-                <w:left w:val="none" w:sz="0" w:space="0" w:color="000000"/>
-                <w:right w:val="none" w:sz="0" w:space="0" w:color="000000"/>
-              </w:pBdr>
-              <w:spacing w:after="100" w:before="100" w:line="240"/>
-              <w:ind w:left="100" w:right="100" w:firstLine="0" w:firstLineChars="0"/>
-              <w:rPr>
-                <w:rFonts w:ascii="Helvetica" w:hAnsi="Helvetica" w:eastAsia="Helvetica" w:cs="Helvetica"/>
-                <w:i w:val="false"/>
-                <w:b w:val="false"/>
-                <w:u w:val="none"/>
-                <w:sz w:val="22"/>
-                <w:szCs w:val="22"/>
-                <w:color w:val="000000"/>
-              </w:rPr>
-            </w:pPr>
-            <w:r>
-              <w:rPr>
-                <w:rFonts w:ascii="Helvetica" w:hAnsi="Helvetica" w:eastAsia="Helvetica" w:cs="Helvetica"/>
-                <w:i w:val="false"/>
-                <w:b w:val="false"/>
-                <w:u w:val="none"/>
-                <w:sz w:val="22"/>
-                <w:szCs w:val="22"/>
-                <w:color w:val="000000"/>
-              </w:rPr>
-              <w:t xml:space="preserve">-10, 14</w:t>
-            </w:r>
-          </w:p>
-        </w:tc>
-        <w:tc>
-          <w:tcPr>
-            <w:tcBorders>
-              <w:bottom w:val="none" w:sz="0" w:space="0" w:color="000000"/>
-              <w:top w:val="none" w:sz="0" w:space="0" w:color="000000"/>
-              <w:left w:val="none" w:sz="0" w:space="0" w:color="000000"/>
-              <w:right w:val="none" w:sz="0" w:space="0" w:color="000000"/>
-            </w:tcBorders>
-            <w:shd w:val="clear" w:color="auto" w:fill="FFFFFF"/>
-            <w:tcMar>
-              <w:top w:w="0" w:type="dxa"/>
-              <w:bottom w:w="0" w:type="dxa"/>
-              <w:left w:w="0" w:type="dxa"/>
-              <w:right w:w="0" w:type="dxa"/>
-            </w:tcMar>
-            <w:vAlign w:val="top"/>
-          </w:tcPr>
-          <w:p>
-            <w:pPr>
-              <w:pStyle w:val="Normal"/>
-              <w:jc w:val="center"/>
-              <w:pBdr>
-                <w:bottom w:val="none" w:sz="0" w:space="0" w:color="000000"/>
-                <w:top w:val="none" w:sz="0" w:space="0" w:color="000000"/>
-                <w:left w:val="none" w:sz="0" w:space="0" w:color="000000"/>
-                <w:right w:val="none" w:sz="0" w:space="0" w:color="000000"/>
-              </w:pBdr>
-              <w:spacing w:after="100" w:before="100" w:line="240"/>
-              <w:ind w:left="100" w:right="100" w:firstLine="0" w:firstLineChars="0"/>
-              <w:rPr>
-                <w:rFonts w:ascii="Helvetica" w:hAnsi="Helvetica" w:eastAsia="Helvetica" w:cs="Helvetica"/>
-                <w:i w:val="false"/>
-                <w:b w:val="false"/>
-                <w:u w:val="none"/>
-                <w:sz w:val="22"/>
-                <w:szCs w:val="22"/>
-                <w:color w:val="000000"/>
-              </w:rPr>
-            </w:pPr>
-            <w:r>
-              <w:rPr>
-                <w:rFonts w:ascii="Helvetica" w:hAnsi="Helvetica" w:eastAsia="Helvetica" w:cs="Helvetica"/>
-                <w:i w:val="false"/>
-                <w:b w:val="false"/>
-                <w:u w:val="none"/>
-                <w:sz w:val="22"/>
-                <w:szCs w:val="22"/>
-                <w:color w:val="000000"/>
-              </w:rPr>
-              <w:t xml:space="preserve">0.752</w:t>
+              <w:t xml:space="preserve">2.4</w:t>
+            </w:r>
+          </w:p>
+        </w:tc>
+        <w:tc>
+          <w:tcPr>
+            <w:tcBorders>
+              <w:bottom w:val="none" w:sz="0" w:space="0" w:color="000000"/>
+              <w:top w:val="none" w:sz="0" w:space="0" w:color="000000"/>
+              <w:left w:val="none" w:sz="0" w:space="0" w:color="000000"/>
+              <w:right w:val="none" w:sz="0" w:space="0" w:color="000000"/>
+            </w:tcBorders>
+            <w:shd w:val="clear" w:color="auto" w:fill="FFFFFF"/>
+            <w:tcMar>
+              <w:top w:w="0" w:type="dxa"/>
+              <w:bottom w:w="0" w:type="dxa"/>
+              <w:left w:w="0" w:type="dxa"/>
+              <w:right w:w="0" w:type="dxa"/>
+            </w:tcMar>
+            <w:vAlign w:val="top"/>
+          </w:tcPr>
+          <w:p>
+            <w:pPr>
+              <w:pStyle w:val="Normal"/>
+              <w:jc w:val="center"/>
+              <w:pBdr>
+                <w:bottom w:val="none" w:sz="0" w:space="0" w:color="000000"/>
+                <w:top w:val="none" w:sz="0" w:space="0" w:color="000000"/>
+                <w:left w:val="none" w:sz="0" w:space="0" w:color="000000"/>
+                <w:right w:val="none" w:sz="0" w:space="0" w:color="000000"/>
+              </w:pBdr>
+              <w:spacing w:after="100" w:before="100" w:line="240"/>
+              <w:ind w:left="100" w:right="100" w:firstLine="0" w:firstLineChars="0"/>
+              <w:rPr>
+                <w:rFonts w:ascii="Helvetica" w:hAnsi="Helvetica" w:eastAsia="Helvetica" w:cs="Helvetica"/>
+                <w:i w:val="false"/>
+                <w:b w:val="false"/>
+                <w:u w:val="none"/>
+                <w:sz w:val="22"/>
+                <w:szCs w:val="22"/>
+                <w:color w:val="000000"/>
+              </w:rPr>
+            </w:pPr>
+            <w:r>
+              <w:rPr>
+                <w:rFonts w:ascii="Helvetica" w:hAnsi="Helvetica" w:eastAsia="Helvetica" w:cs="Helvetica"/>
+                <w:i w:val="false"/>
+                <w:b w:val="false"/>
+                <w:u w:val="none"/>
+                <w:sz w:val="22"/>
+                <w:szCs w:val="22"/>
+                <w:color w:val="000000"/>
+              </w:rPr>
+              <w:t xml:space="preserve">-9.5, 14</w:t>
+            </w:r>
+          </w:p>
+        </w:tc>
+        <w:tc>
+          <w:tcPr>
+            <w:tcBorders>
+              <w:bottom w:val="none" w:sz="0" w:space="0" w:color="000000"/>
+              <w:top w:val="none" w:sz="0" w:space="0" w:color="000000"/>
+              <w:left w:val="none" w:sz="0" w:space="0" w:color="000000"/>
+              <w:right w:val="none" w:sz="0" w:space="0" w:color="000000"/>
+            </w:tcBorders>
+            <w:shd w:val="clear" w:color="auto" w:fill="FFFFFF"/>
+            <w:tcMar>
+              <w:top w:w="0" w:type="dxa"/>
+              <w:bottom w:w="0" w:type="dxa"/>
+              <w:left w:w="0" w:type="dxa"/>
+              <w:right w:w="0" w:type="dxa"/>
+            </w:tcMar>
+            <w:vAlign w:val="top"/>
+          </w:tcPr>
+          <w:p>
+            <w:pPr>
+              <w:pStyle w:val="Normal"/>
+              <w:jc w:val="center"/>
+              <w:pBdr>
+                <w:bottom w:val="none" w:sz="0" w:space="0" w:color="000000"/>
+                <w:top w:val="none" w:sz="0" w:space="0" w:color="000000"/>
+                <w:left w:val="none" w:sz="0" w:space="0" w:color="000000"/>
+                <w:right w:val="none" w:sz="0" w:space="0" w:color="000000"/>
+              </w:pBdr>
+              <w:spacing w:after="100" w:before="100" w:line="240"/>
+              <w:ind w:left="100" w:right="100" w:firstLine="0" w:firstLineChars="0"/>
+              <w:rPr>
+                <w:rFonts w:ascii="Helvetica" w:hAnsi="Helvetica" w:eastAsia="Helvetica" w:cs="Helvetica"/>
+                <w:i w:val="false"/>
+                <w:b w:val="false"/>
+                <w:u w:val="none"/>
+                <w:sz w:val="22"/>
+                <w:szCs w:val="22"/>
+                <w:color w:val="000000"/>
+              </w:rPr>
+            </w:pPr>
+            <w:r>
+              <w:rPr>
+                <w:rFonts w:ascii="Helvetica" w:hAnsi="Helvetica" w:eastAsia="Helvetica" w:cs="Helvetica"/>
+                <w:i w:val="false"/>
+                <w:b w:val="false"/>
+                <w:u w:val="none"/>
+                <w:sz w:val="22"/>
+                <w:szCs w:val="22"/>
+                <w:color w:val="000000"/>
+              </w:rPr>
+              <w:t xml:space="preserve">0.692</w:t>
             </w:r>
           </w:p>
         </w:tc>
@@ -8322,113 +8322,113 @@
                 <w:szCs w:val="22"/>
                 <w:color w:val="000000"/>
               </w:rPr>
-              <w:t xml:space="preserve">9.0</w:t>
-            </w:r>
-          </w:p>
-        </w:tc>
-        <w:tc>
-          <w:tcPr>
-            <w:tcBorders>
-              <w:bottom w:val="none" w:sz="0" w:space="0" w:color="000000"/>
-              <w:top w:val="none" w:sz="0" w:space="0" w:color="000000"/>
-              <w:left w:val="none" w:sz="0" w:space="0" w:color="000000"/>
-              <w:right w:val="none" w:sz="0" w:space="0" w:color="000000"/>
-            </w:tcBorders>
-            <w:shd w:val="clear" w:color="auto" w:fill="FFFFFF"/>
-            <w:tcMar>
-              <w:top w:w="0" w:type="dxa"/>
-              <w:bottom w:w="0" w:type="dxa"/>
-              <w:left w:w="0" w:type="dxa"/>
-              <w:right w:w="0" w:type="dxa"/>
-            </w:tcMar>
-            <w:vAlign w:val="top"/>
-          </w:tcPr>
-          <w:p>
-            <w:pPr>
-              <w:pStyle w:val="Normal"/>
-              <w:jc w:val="center"/>
-              <w:pBdr>
-                <w:bottom w:val="none" w:sz="0" w:space="0" w:color="000000"/>
-                <w:top w:val="none" w:sz="0" w:space="0" w:color="000000"/>
-                <w:left w:val="none" w:sz="0" w:space="0" w:color="000000"/>
-                <w:right w:val="none" w:sz="0" w:space="0" w:color="000000"/>
-              </w:pBdr>
-              <w:spacing w:after="100" w:before="100" w:line="240"/>
-              <w:ind w:left="100" w:right="100" w:firstLine="0" w:firstLineChars="0"/>
-              <w:rPr>
-                <w:rFonts w:ascii="Helvetica" w:hAnsi="Helvetica" w:eastAsia="Helvetica" w:cs="Helvetica"/>
-                <w:i w:val="false"/>
-                <w:b w:val="false"/>
-                <w:u w:val="none"/>
-                <w:sz w:val="22"/>
-                <w:szCs w:val="22"/>
-                <w:color w:val="000000"/>
-              </w:rPr>
-            </w:pPr>
-            <w:r>
-              <w:rPr>
-                <w:rFonts w:ascii="Helvetica" w:hAnsi="Helvetica" w:eastAsia="Helvetica" w:cs="Helvetica"/>
-                <w:i w:val="false"/>
-                <w:b w:val="false"/>
-                <w:u w:val="none"/>
-                <w:sz w:val="22"/>
-                <w:szCs w:val="22"/>
-                <w:color w:val="000000"/>
-              </w:rPr>
-              <w:t xml:space="preserve">-2.3, 20</w:t>
-            </w:r>
-          </w:p>
-        </w:tc>
-        <w:tc>
-          <w:tcPr>
-            <w:tcBorders>
-              <w:bottom w:val="none" w:sz="0" w:space="0" w:color="000000"/>
-              <w:top w:val="none" w:sz="0" w:space="0" w:color="000000"/>
-              <w:left w:val="none" w:sz="0" w:space="0" w:color="000000"/>
-              <w:right w:val="none" w:sz="0" w:space="0" w:color="000000"/>
-            </w:tcBorders>
-            <w:shd w:val="clear" w:color="auto" w:fill="FFFFFF"/>
-            <w:tcMar>
-              <w:top w:w="0" w:type="dxa"/>
-              <w:bottom w:w="0" w:type="dxa"/>
-              <w:left w:w="0" w:type="dxa"/>
-              <w:right w:w="0" w:type="dxa"/>
-            </w:tcMar>
-            <w:vAlign w:val="top"/>
-          </w:tcPr>
-          <w:p>
-            <w:pPr>
-              <w:pStyle w:val="Normal"/>
-              <w:jc w:val="center"/>
-              <w:pBdr>
-                <w:bottom w:val="none" w:sz="0" w:space="0" w:color="000000"/>
-                <w:top w:val="none" w:sz="0" w:space="0" w:color="000000"/>
-                <w:left w:val="none" w:sz="0" w:space="0" w:color="000000"/>
-                <w:right w:val="none" w:sz="0" w:space="0" w:color="000000"/>
-              </w:pBdr>
-              <w:spacing w:after="100" w:before="100" w:line="240"/>
-              <w:ind w:left="100" w:right="100" w:firstLine="0" w:firstLineChars="0"/>
-              <w:rPr>
-                <w:rFonts w:ascii="Helvetica" w:hAnsi="Helvetica" w:eastAsia="Helvetica" w:cs="Helvetica"/>
-                <w:i w:val="false"/>
-                <w:b w:val="false"/>
-                <w:u w:val="none"/>
-                <w:sz w:val="22"/>
-                <w:szCs w:val="22"/>
-                <w:color w:val="000000"/>
-              </w:rPr>
-            </w:pPr>
-            <w:r>
-              <w:rPr>
-                <w:rFonts w:ascii="Helvetica" w:hAnsi="Helvetica" w:eastAsia="Helvetica" w:cs="Helvetica"/>
-                <w:i w:val="false"/>
-                <w:b w:val="false"/>
-                <w:u w:val="none"/>
-                <w:sz w:val="22"/>
-                <w:szCs w:val="22"/>
-                <w:color w:val="000000"/>
-              </w:rPr>
-              <w:t xml:space="preserve">0.118</w:t>
+              <w:t xml:space="preserve">9.3</w:t>
+            </w:r>
+          </w:p>
+        </w:tc>
+        <w:tc>
+          <w:tcPr>
+            <w:tcBorders>
+              <w:bottom w:val="none" w:sz="0" w:space="0" w:color="000000"/>
+              <w:top w:val="none" w:sz="0" w:space="0" w:color="000000"/>
+              <w:left w:val="none" w:sz="0" w:space="0" w:color="000000"/>
+              <w:right w:val="none" w:sz="0" w:space="0" w:color="000000"/>
+            </w:tcBorders>
+            <w:shd w:val="clear" w:color="auto" w:fill="FFFFFF"/>
+            <w:tcMar>
+              <w:top w:w="0" w:type="dxa"/>
+              <w:bottom w:w="0" w:type="dxa"/>
+              <w:left w:w="0" w:type="dxa"/>
+              <w:right w:w="0" w:type="dxa"/>
+            </w:tcMar>
+            <w:vAlign w:val="top"/>
+          </w:tcPr>
+          <w:p>
+            <w:pPr>
+              <w:pStyle w:val="Normal"/>
+              <w:jc w:val="center"/>
+              <w:pBdr>
+                <w:bottom w:val="none" w:sz="0" w:space="0" w:color="000000"/>
+                <w:top w:val="none" w:sz="0" w:space="0" w:color="000000"/>
+                <w:left w:val="none" w:sz="0" w:space="0" w:color="000000"/>
+                <w:right w:val="none" w:sz="0" w:space="0" w:color="000000"/>
+              </w:pBdr>
+              <w:spacing w:after="100" w:before="100" w:line="240"/>
+              <w:ind w:left="100" w:right="100" w:firstLine="0" w:firstLineChars="0"/>
+              <w:rPr>
+                <w:rFonts w:ascii="Helvetica" w:hAnsi="Helvetica" w:eastAsia="Helvetica" w:cs="Helvetica"/>
+                <w:i w:val="false"/>
+                <w:b w:val="false"/>
+                <w:u w:val="none"/>
+                <w:sz w:val="22"/>
+                <w:szCs w:val="22"/>
+                <w:color w:val="000000"/>
+              </w:rPr>
+            </w:pPr>
+            <w:r>
+              <w:rPr>
+                <w:rFonts w:ascii="Helvetica" w:hAnsi="Helvetica" w:eastAsia="Helvetica" w:cs="Helvetica"/>
+                <w:i w:val="false"/>
+                <w:b w:val="false"/>
+                <w:u w:val="none"/>
+                <w:sz w:val="22"/>
+                <w:szCs w:val="22"/>
+                <w:color w:val="000000"/>
+              </w:rPr>
+              <w:t xml:space="preserve">-2.0, 21</w:t>
+            </w:r>
+          </w:p>
+        </w:tc>
+        <w:tc>
+          <w:tcPr>
+            <w:tcBorders>
+              <w:bottom w:val="none" w:sz="0" w:space="0" w:color="000000"/>
+              <w:top w:val="none" w:sz="0" w:space="0" w:color="000000"/>
+              <w:left w:val="none" w:sz="0" w:space="0" w:color="000000"/>
+              <w:right w:val="none" w:sz="0" w:space="0" w:color="000000"/>
+            </w:tcBorders>
+            <w:shd w:val="clear" w:color="auto" w:fill="FFFFFF"/>
+            <w:tcMar>
+              <w:top w:w="0" w:type="dxa"/>
+              <w:bottom w:w="0" w:type="dxa"/>
+              <w:left w:w="0" w:type="dxa"/>
+              <w:right w:w="0" w:type="dxa"/>
+            </w:tcMar>
+            <w:vAlign w:val="top"/>
+          </w:tcPr>
+          <w:p>
+            <w:pPr>
+              <w:pStyle w:val="Normal"/>
+              <w:jc w:val="center"/>
+              <w:pBdr>
+                <w:bottom w:val="none" w:sz="0" w:space="0" w:color="000000"/>
+                <w:top w:val="none" w:sz="0" w:space="0" w:color="000000"/>
+                <w:left w:val="none" w:sz="0" w:space="0" w:color="000000"/>
+                <w:right w:val="none" w:sz="0" w:space="0" w:color="000000"/>
+              </w:pBdr>
+              <w:spacing w:after="100" w:before="100" w:line="240"/>
+              <w:ind w:left="100" w:right="100" w:firstLine="0" w:firstLineChars="0"/>
+              <w:rPr>
+                <w:rFonts w:ascii="Helvetica" w:hAnsi="Helvetica" w:eastAsia="Helvetica" w:cs="Helvetica"/>
+                <w:i w:val="false"/>
+                <w:b w:val="false"/>
+                <w:u w:val="none"/>
+                <w:sz w:val="22"/>
+                <w:szCs w:val="22"/>
+                <w:color w:val="000000"/>
+              </w:rPr>
+            </w:pPr>
+            <w:r>
+              <w:rPr>
+                <w:rFonts w:ascii="Helvetica" w:hAnsi="Helvetica" w:eastAsia="Helvetica" w:cs="Helvetica"/>
+                <w:i w:val="false"/>
+                <w:b w:val="false"/>
+                <w:u w:val="none"/>
+                <w:sz w:val="22"/>
+                <w:szCs w:val="22"/>
+                <w:color w:val="000000"/>
+              </w:rPr>
+              <w:t xml:space="preserve">0.106</w:t>
             </w:r>
           </w:p>
         </w:tc>
@@ -8805,113 +8805,113 @@
                 <w:szCs w:val="22"/>
                 <w:color w:val="000000"/>
               </w:rPr>
-              <w:t xml:space="preserve">6.1</w:t>
-            </w:r>
-          </w:p>
-        </w:tc>
-        <w:tc>
-          <w:tcPr>
-            <w:tcBorders>
-              <w:bottom w:val="none" w:sz="0" w:space="0" w:color="000000"/>
-              <w:top w:val="none" w:sz="0" w:space="0" w:color="000000"/>
-              <w:left w:val="none" w:sz="0" w:space="0" w:color="000000"/>
-              <w:right w:val="none" w:sz="0" w:space="0" w:color="000000"/>
-            </w:tcBorders>
-            <w:shd w:val="clear" w:color="auto" w:fill="FFFFFF"/>
-            <w:tcMar>
-              <w:top w:w="0" w:type="dxa"/>
-              <w:bottom w:w="0" w:type="dxa"/>
-              <w:left w:w="0" w:type="dxa"/>
-              <w:right w:w="0" w:type="dxa"/>
-            </w:tcMar>
-            <w:vAlign w:val="top"/>
-          </w:tcPr>
-          <w:p>
-            <w:pPr>
-              <w:pStyle w:val="Normal"/>
-              <w:jc w:val="center"/>
-              <w:pBdr>
-                <w:bottom w:val="none" w:sz="0" w:space="0" w:color="000000"/>
-                <w:top w:val="none" w:sz="0" w:space="0" w:color="000000"/>
-                <w:left w:val="none" w:sz="0" w:space="0" w:color="000000"/>
-                <w:right w:val="none" w:sz="0" w:space="0" w:color="000000"/>
-              </w:pBdr>
-              <w:spacing w:after="100" w:before="100" w:line="240"/>
-              <w:ind w:left="100" w:right="100" w:firstLine="0" w:firstLineChars="0"/>
-              <w:rPr>
-                <w:rFonts w:ascii="Helvetica" w:hAnsi="Helvetica" w:eastAsia="Helvetica" w:cs="Helvetica"/>
-                <w:i w:val="false"/>
-                <w:b w:val="false"/>
-                <w:u w:val="none"/>
-                <w:sz w:val="22"/>
-                <w:szCs w:val="22"/>
-                <w:color w:val="000000"/>
-              </w:rPr>
-            </w:pPr>
-            <w:r>
-              <w:rPr>
-                <w:rFonts w:ascii="Helvetica" w:hAnsi="Helvetica" w:eastAsia="Helvetica" w:cs="Helvetica"/>
-                <w:i w:val="false"/>
-                <w:b w:val="false"/>
-                <w:u w:val="none"/>
-                <w:sz w:val="22"/>
-                <w:szCs w:val="22"/>
-                <w:color w:val="000000"/>
-              </w:rPr>
-              <w:t xml:space="preserve">-4.5, 17</w:t>
-            </w:r>
-          </w:p>
-        </w:tc>
-        <w:tc>
-          <w:tcPr>
-            <w:tcBorders>
-              <w:bottom w:val="none" w:sz="0" w:space="0" w:color="000000"/>
-              <w:top w:val="none" w:sz="0" w:space="0" w:color="000000"/>
-              <w:left w:val="none" w:sz="0" w:space="0" w:color="000000"/>
-              <w:right w:val="none" w:sz="0" w:space="0" w:color="000000"/>
-            </w:tcBorders>
-            <w:shd w:val="clear" w:color="auto" w:fill="FFFFFF"/>
-            <w:tcMar>
-              <w:top w:w="0" w:type="dxa"/>
-              <w:bottom w:w="0" w:type="dxa"/>
-              <w:left w:w="0" w:type="dxa"/>
-              <w:right w:w="0" w:type="dxa"/>
-            </w:tcMar>
-            <w:vAlign w:val="top"/>
-          </w:tcPr>
-          <w:p>
-            <w:pPr>
-              <w:pStyle w:val="Normal"/>
-              <w:jc w:val="center"/>
-              <w:pBdr>
-                <w:bottom w:val="none" w:sz="0" w:space="0" w:color="000000"/>
-                <w:top w:val="none" w:sz="0" w:space="0" w:color="000000"/>
-                <w:left w:val="none" w:sz="0" w:space="0" w:color="000000"/>
-                <w:right w:val="none" w:sz="0" w:space="0" w:color="000000"/>
-              </w:pBdr>
-              <w:spacing w:after="100" w:before="100" w:line="240"/>
-              <w:ind w:left="100" w:right="100" w:firstLine="0" w:firstLineChars="0"/>
-              <w:rPr>
-                <w:rFonts w:ascii="Helvetica" w:hAnsi="Helvetica" w:eastAsia="Helvetica" w:cs="Helvetica"/>
-                <w:i w:val="false"/>
-                <w:b w:val="false"/>
-                <w:u w:val="none"/>
-                <w:sz w:val="22"/>
-                <w:szCs w:val="22"/>
-                <w:color w:val="000000"/>
-              </w:rPr>
-            </w:pPr>
-            <w:r>
-              <w:rPr>
-                <w:rFonts w:ascii="Helvetica" w:hAnsi="Helvetica" w:eastAsia="Helvetica" w:cs="Helvetica"/>
-                <w:i w:val="false"/>
-                <w:b w:val="false"/>
-                <w:u w:val="none"/>
-                <w:sz w:val="22"/>
-                <w:szCs w:val="22"/>
-                <w:color w:val="000000"/>
-              </w:rPr>
-              <w:t xml:space="preserve">0.257</w:t>
+              <w:t xml:space="preserve">7.3</w:t>
+            </w:r>
+          </w:p>
+        </w:tc>
+        <w:tc>
+          <w:tcPr>
+            <w:tcBorders>
+              <w:bottom w:val="none" w:sz="0" w:space="0" w:color="000000"/>
+              <w:top w:val="none" w:sz="0" w:space="0" w:color="000000"/>
+              <w:left w:val="none" w:sz="0" w:space="0" w:color="000000"/>
+              <w:right w:val="none" w:sz="0" w:space="0" w:color="000000"/>
+            </w:tcBorders>
+            <w:shd w:val="clear" w:color="auto" w:fill="FFFFFF"/>
+            <w:tcMar>
+              <w:top w:w="0" w:type="dxa"/>
+              <w:bottom w:w="0" w:type="dxa"/>
+              <w:left w:w="0" w:type="dxa"/>
+              <w:right w:w="0" w:type="dxa"/>
+            </w:tcMar>
+            <w:vAlign w:val="top"/>
+          </w:tcPr>
+          <w:p>
+            <w:pPr>
+              <w:pStyle w:val="Normal"/>
+              <w:jc w:val="center"/>
+              <w:pBdr>
+                <w:bottom w:val="none" w:sz="0" w:space="0" w:color="000000"/>
+                <w:top w:val="none" w:sz="0" w:space="0" w:color="000000"/>
+                <w:left w:val="none" w:sz="0" w:space="0" w:color="000000"/>
+                <w:right w:val="none" w:sz="0" w:space="0" w:color="000000"/>
+              </w:pBdr>
+              <w:spacing w:after="100" w:before="100" w:line="240"/>
+              <w:ind w:left="100" w:right="100" w:firstLine="0" w:firstLineChars="0"/>
+              <w:rPr>
+                <w:rFonts w:ascii="Helvetica" w:hAnsi="Helvetica" w:eastAsia="Helvetica" w:cs="Helvetica"/>
+                <w:i w:val="false"/>
+                <w:b w:val="false"/>
+                <w:u w:val="none"/>
+                <w:sz w:val="22"/>
+                <w:szCs w:val="22"/>
+                <w:color w:val="000000"/>
+              </w:rPr>
+            </w:pPr>
+            <w:r>
+              <w:rPr>
+                <w:rFonts w:ascii="Helvetica" w:hAnsi="Helvetica" w:eastAsia="Helvetica" w:cs="Helvetica"/>
+                <w:i w:val="false"/>
+                <w:b w:val="false"/>
+                <w:u w:val="none"/>
+                <w:sz w:val="22"/>
+                <w:szCs w:val="22"/>
+                <w:color w:val="000000"/>
+              </w:rPr>
+              <w:t xml:space="preserve">-3.2, 18</w:t>
+            </w:r>
+          </w:p>
+        </w:tc>
+        <w:tc>
+          <w:tcPr>
+            <w:tcBorders>
+              <w:bottom w:val="none" w:sz="0" w:space="0" w:color="000000"/>
+              <w:top w:val="none" w:sz="0" w:space="0" w:color="000000"/>
+              <w:left w:val="none" w:sz="0" w:space="0" w:color="000000"/>
+              <w:right w:val="none" w:sz="0" w:space="0" w:color="000000"/>
+            </w:tcBorders>
+            <w:shd w:val="clear" w:color="auto" w:fill="FFFFFF"/>
+            <w:tcMar>
+              <w:top w:w="0" w:type="dxa"/>
+              <w:bottom w:w="0" w:type="dxa"/>
+              <w:left w:w="0" w:type="dxa"/>
+              <w:right w:w="0" w:type="dxa"/>
+            </w:tcMar>
+            <w:vAlign w:val="top"/>
+          </w:tcPr>
+          <w:p>
+            <w:pPr>
+              <w:pStyle w:val="Normal"/>
+              <w:jc w:val="center"/>
+              <w:pBdr>
+                <w:bottom w:val="none" w:sz="0" w:space="0" w:color="000000"/>
+                <w:top w:val="none" w:sz="0" w:space="0" w:color="000000"/>
+                <w:left w:val="none" w:sz="0" w:space="0" w:color="000000"/>
+                <w:right w:val="none" w:sz="0" w:space="0" w:color="000000"/>
+              </w:pBdr>
+              <w:spacing w:after="100" w:before="100" w:line="240"/>
+              <w:ind w:left="100" w:right="100" w:firstLine="0" w:firstLineChars="0"/>
+              <w:rPr>
+                <w:rFonts w:ascii="Helvetica" w:hAnsi="Helvetica" w:eastAsia="Helvetica" w:cs="Helvetica"/>
+                <w:i w:val="false"/>
+                <w:b w:val="false"/>
+                <w:u w:val="none"/>
+                <w:sz w:val="22"/>
+                <w:szCs w:val="22"/>
+                <w:color w:val="000000"/>
+              </w:rPr>
+            </w:pPr>
+            <w:r>
+              <w:rPr>
+                <w:rFonts w:ascii="Helvetica" w:hAnsi="Helvetica" w:eastAsia="Helvetica" w:cs="Helvetica"/>
+                <w:i w:val="false"/>
+                <w:b w:val="false"/>
+                <w:u w:val="none"/>
+                <w:sz w:val="22"/>
+                <w:szCs w:val="22"/>
+                <w:color w:val="000000"/>
+              </w:rPr>
+              <w:t xml:space="preserve">0.173</w:t>
             </w:r>
           </w:p>
         </w:tc>
@@ -9341,60 +9341,60 @@
                 <w:szCs w:val="22"/>
                 <w:color w:val="000000"/>
               </w:rPr>
-              <w:t xml:space="preserve">3.2, 24</w:t>
-            </w:r>
-          </w:p>
-        </w:tc>
-        <w:tc>
-          <w:tcPr>
-            <w:tcBorders>
-              <w:bottom w:val="none" w:sz="0" w:space="0" w:color="000000"/>
-              <w:top w:val="none" w:sz="0" w:space="0" w:color="000000"/>
-              <w:left w:val="none" w:sz="0" w:space="0" w:color="000000"/>
-              <w:right w:val="none" w:sz="0" w:space="0" w:color="000000"/>
-            </w:tcBorders>
-            <w:shd w:val="clear" w:color="auto" w:fill="FFFFFF"/>
-            <w:tcMar>
-              <w:top w:w="0" w:type="dxa"/>
-              <w:bottom w:w="0" w:type="dxa"/>
-              <w:left w:w="0" w:type="dxa"/>
-              <w:right w:w="0" w:type="dxa"/>
-            </w:tcMar>
-            <w:vAlign w:val="top"/>
-          </w:tcPr>
-          <w:p>
-            <w:pPr>
-              <w:pStyle w:val="Normal"/>
-              <w:jc w:val="center"/>
-              <w:pBdr>
-                <w:bottom w:val="none" w:sz="0" w:space="0" w:color="000000"/>
-                <w:top w:val="none" w:sz="0" w:space="0" w:color="000000"/>
-                <w:left w:val="none" w:sz="0" w:space="0" w:color="000000"/>
-                <w:right w:val="none" w:sz="0" w:space="0" w:color="000000"/>
-              </w:pBdr>
-              <w:spacing w:after="100" w:before="100" w:line="240"/>
-              <w:ind w:left="100" w:right="100" w:firstLine="0" w:firstLineChars="0"/>
-              <w:rPr>
-                <w:rFonts w:ascii="Helvetica" w:hAnsi="Helvetica" w:eastAsia="Helvetica" w:cs="Helvetica"/>
-                <w:i w:val="false"/>
-                <w:b w:val="false"/>
-                <w:u w:val="none"/>
-                <w:sz w:val="22"/>
-                <w:szCs w:val="22"/>
-                <w:color w:val="000000"/>
-              </w:rPr>
-            </w:pPr>
-            <w:r>
-              <w:rPr>
-                <w:rFonts w:ascii="Helvetica" w:hAnsi="Helvetica" w:eastAsia="Helvetica" w:cs="Helvetica"/>
-                <w:i w:val="false"/>
-                <w:b w:val="false"/>
-                <w:u w:val="none"/>
-                <w:sz w:val="22"/>
-                <w:szCs w:val="22"/>
-                <w:color w:val="000000"/>
-              </w:rPr>
-              <w:t xml:space="preserve">0.011</w:t>
+              <w:t xml:space="preserve">3.9, 25</w:t>
+            </w:r>
+          </w:p>
+        </w:tc>
+        <w:tc>
+          <w:tcPr>
+            <w:tcBorders>
+              <w:bottom w:val="none" w:sz="0" w:space="0" w:color="000000"/>
+              <w:top w:val="none" w:sz="0" w:space="0" w:color="000000"/>
+              <w:left w:val="none" w:sz="0" w:space="0" w:color="000000"/>
+              <w:right w:val="none" w:sz="0" w:space="0" w:color="000000"/>
+            </w:tcBorders>
+            <w:shd w:val="clear" w:color="auto" w:fill="FFFFFF"/>
+            <w:tcMar>
+              <w:top w:w="0" w:type="dxa"/>
+              <w:bottom w:w="0" w:type="dxa"/>
+              <w:left w:w="0" w:type="dxa"/>
+              <w:right w:w="0" w:type="dxa"/>
+            </w:tcMar>
+            <w:vAlign w:val="top"/>
+          </w:tcPr>
+          <w:p>
+            <w:pPr>
+              <w:pStyle w:val="Normal"/>
+              <w:jc w:val="center"/>
+              <w:pBdr>
+                <w:bottom w:val="none" w:sz="0" w:space="0" w:color="000000"/>
+                <w:top w:val="none" w:sz="0" w:space="0" w:color="000000"/>
+                <w:left w:val="none" w:sz="0" w:space="0" w:color="000000"/>
+                <w:right w:val="none" w:sz="0" w:space="0" w:color="000000"/>
+              </w:pBdr>
+              <w:spacing w:after="100" w:before="100" w:line="240"/>
+              <w:ind w:left="100" w:right="100" w:firstLine="0" w:firstLineChars="0"/>
+              <w:rPr>
+                <w:rFonts w:ascii="Helvetica" w:hAnsi="Helvetica" w:eastAsia="Helvetica" w:cs="Helvetica"/>
+                <w:i w:val="false"/>
+                <w:b w:val="false"/>
+                <w:u w:val="none"/>
+                <w:sz w:val="22"/>
+                <w:szCs w:val="22"/>
+                <w:color w:val="000000"/>
+              </w:rPr>
+            </w:pPr>
+            <w:r>
+              <w:rPr>
+                <w:rFonts w:ascii="Helvetica" w:hAnsi="Helvetica" w:eastAsia="Helvetica" w:cs="Helvetica"/>
+                <w:i w:val="false"/>
+                <w:b w:val="false"/>
+                <w:u w:val="none"/>
+                <w:sz w:val="22"/>
+                <w:szCs w:val="22"/>
+                <w:color w:val="000000"/>
+              </w:rPr>
+              <w:t xml:space="preserve">0.007</w:t>
             </w:r>
           </w:p>
         </w:tc>
@@ -9771,113 +9771,113 @@
                 <w:szCs w:val="22"/>
                 <w:color w:val="000000"/>
               </w:rPr>
-              <w:t xml:space="preserve">15</w:t>
-            </w:r>
-          </w:p>
-        </w:tc>
-        <w:tc>
-          <w:tcPr>
-            <w:tcBorders>
-              <w:bottom w:val="none" w:sz="0" w:space="0" w:color="000000"/>
-              <w:top w:val="none" w:sz="0" w:space="0" w:color="000000"/>
-              <w:left w:val="none" w:sz="0" w:space="0" w:color="000000"/>
-              <w:right w:val="none" w:sz="0" w:space="0" w:color="000000"/>
-            </w:tcBorders>
-            <w:shd w:val="clear" w:color="auto" w:fill="FFFFFF"/>
-            <w:tcMar>
-              <w:top w:w="0" w:type="dxa"/>
-              <w:bottom w:w="0" w:type="dxa"/>
-              <w:left w:w="0" w:type="dxa"/>
-              <w:right w:w="0" w:type="dxa"/>
-            </w:tcMar>
-            <w:vAlign w:val="top"/>
-          </w:tcPr>
-          <w:p>
-            <w:pPr>
-              <w:pStyle w:val="Normal"/>
-              <w:jc w:val="center"/>
-              <w:pBdr>
-                <w:bottom w:val="none" w:sz="0" w:space="0" w:color="000000"/>
-                <w:top w:val="none" w:sz="0" w:space="0" w:color="000000"/>
-                <w:left w:val="none" w:sz="0" w:space="0" w:color="000000"/>
-                <w:right w:val="none" w:sz="0" w:space="0" w:color="000000"/>
-              </w:pBdr>
-              <w:spacing w:after="100" w:before="100" w:line="240"/>
-              <w:ind w:left="100" w:right="100" w:firstLine="0" w:firstLineChars="0"/>
-              <w:rPr>
-                <w:rFonts w:ascii="Helvetica" w:hAnsi="Helvetica" w:eastAsia="Helvetica" w:cs="Helvetica"/>
-                <w:i w:val="false"/>
-                <w:b w:val="false"/>
-                <w:u w:val="none"/>
-                <w:sz w:val="22"/>
-                <w:szCs w:val="22"/>
-                <w:color w:val="000000"/>
-              </w:rPr>
-            </w:pPr>
-            <w:r>
-              <w:rPr>
-                <w:rFonts w:ascii="Helvetica" w:hAnsi="Helvetica" w:eastAsia="Helvetica" w:cs="Helvetica"/>
-                <w:i w:val="false"/>
-                <w:b w:val="false"/>
-                <w:u w:val="none"/>
-                <w:sz w:val="22"/>
-                <w:szCs w:val="22"/>
-                <w:color w:val="000000"/>
-              </w:rPr>
-              <w:t xml:space="preserve">3.5, 27</w:t>
-            </w:r>
-          </w:p>
-        </w:tc>
-        <w:tc>
-          <w:tcPr>
-            <w:tcBorders>
-              <w:bottom w:val="none" w:sz="0" w:space="0" w:color="000000"/>
-              <w:top w:val="none" w:sz="0" w:space="0" w:color="000000"/>
-              <w:left w:val="none" w:sz="0" w:space="0" w:color="000000"/>
-              <w:right w:val="none" w:sz="0" w:space="0" w:color="000000"/>
-            </w:tcBorders>
-            <w:shd w:val="clear" w:color="auto" w:fill="FFFFFF"/>
-            <w:tcMar>
-              <w:top w:w="0" w:type="dxa"/>
-              <w:bottom w:w="0" w:type="dxa"/>
-              <w:left w:w="0" w:type="dxa"/>
-              <w:right w:w="0" w:type="dxa"/>
-            </w:tcMar>
-            <w:vAlign w:val="top"/>
-          </w:tcPr>
-          <w:p>
-            <w:pPr>
-              <w:pStyle w:val="Normal"/>
-              <w:jc w:val="center"/>
-              <w:pBdr>
-                <w:bottom w:val="none" w:sz="0" w:space="0" w:color="000000"/>
-                <w:top w:val="none" w:sz="0" w:space="0" w:color="000000"/>
-                <w:left w:val="none" w:sz="0" w:space="0" w:color="000000"/>
-                <w:right w:val="none" w:sz="0" w:space="0" w:color="000000"/>
-              </w:pBdr>
-              <w:spacing w:after="100" w:before="100" w:line="240"/>
-              <w:ind w:left="100" w:right="100" w:firstLine="0" w:firstLineChars="0"/>
-              <w:rPr>
-                <w:rFonts w:ascii="Helvetica" w:hAnsi="Helvetica" w:eastAsia="Helvetica" w:cs="Helvetica"/>
-                <w:i w:val="false"/>
-                <w:b w:val="false"/>
-                <w:u w:val="none"/>
-                <w:sz w:val="22"/>
-                <w:szCs w:val="22"/>
-                <w:color w:val="000000"/>
-              </w:rPr>
-            </w:pPr>
-            <w:r>
-              <w:rPr>
-                <w:rFonts w:ascii="Helvetica" w:hAnsi="Helvetica" w:eastAsia="Helvetica" w:cs="Helvetica"/>
-                <w:i w:val="false"/>
-                <w:b w:val="false"/>
-                <w:u w:val="none"/>
-                <w:sz w:val="22"/>
-                <w:szCs w:val="22"/>
-                <w:color w:val="000000"/>
-              </w:rPr>
-              <w:t xml:space="preserve">0.011</w:t>
+              <w:t xml:space="preserve">17</w:t>
+            </w:r>
+          </w:p>
+        </w:tc>
+        <w:tc>
+          <w:tcPr>
+            <w:tcBorders>
+              <w:bottom w:val="none" w:sz="0" w:space="0" w:color="000000"/>
+              <w:top w:val="none" w:sz="0" w:space="0" w:color="000000"/>
+              <w:left w:val="none" w:sz="0" w:space="0" w:color="000000"/>
+              <w:right w:val="none" w:sz="0" w:space="0" w:color="000000"/>
+            </w:tcBorders>
+            <w:shd w:val="clear" w:color="auto" w:fill="FFFFFF"/>
+            <w:tcMar>
+              <w:top w:w="0" w:type="dxa"/>
+              <w:bottom w:w="0" w:type="dxa"/>
+              <w:left w:w="0" w:type="dxa"/>
+              <w:right w:w="0" w:type="dxa"/>
+            </w:tcMar>
+            <w:vAlign w:val="top"/>
+          </w:tcPr>
+          <w:p>
+            <w:pPr>
+              <w:pStyle w:val="Normal"/>
+              <w:jc w:val="center"/>
+              <w:pBdr>
+                <w:bottom w:val="none" w:sz="0" w:space="0" w:color="000000"/>
+                <w:top w:val="none" w:sz="0" w:space="0" w:color="000000"/>
+                <w:left w:val="none" w:sz="0" w:space="0" w:color="000000"/>
+                <w:right w:val="none" w:sz="0" w:space="0" w:color="000000"/>
+              </w:pBdr>
+              <w:spacing w:after="100" w:before="100" w:line="240"/>
+              <w:ind w:left="100" w:right="100" w:firstLine="0" w:firstLineChars="0"/>
+              <w:rPr>
+                <w:rFonts w:ascii="Helvetica" w:hAnsi="Helvetica" w:eastAsia="Helvetica" w:cs="Helvetica"/>
+                <w:i w:val="false"/>
+                <w:b w:val="false"/>
+                <w:u w:val="none"/>
+                <w:sz w:val="22"/>
+                <w:szCs w:val="22"/>
+                <w:color w:val="000000"/>
+              </w:rPr>
+            </w:pPr>
+            <w:r>
+              <w:rPr>
+                <w:rFonts w:ascii="Helvetica" w:hAnsi="Helvetica" w:eastAsia="Helvetica" w:cs="Helvetica"/>
+                <w:i w:val="false"/>
+                <w:b w:val="false"/>
+                <w:u w:val="none"/>
+                <w:sz w:val="22"/>
+                <w:szCs w:val="22"/>
+                <w:color w:val="000000"/>
+              </w:rPr>
+              <w:t xml:space="preserve">5.0, 28</w:t>
+            </w:r>
+          </w:p>
+        </w:tc>
+        <w:tc>
+          <w:tcPr>
+            <w:tcBorders>
+              <w:bottom w:val="none" w:sz="0" w:space="0" w:color="000000"/>
+              <w:top w:val="none" w:sz="0" w:space="0" w:color="000000"/>
+              <w:left w:val="none" w:sz="0" w:space="0" w:color="000000"/>
+              <w:right w:val="none" w:sz="0" w:space="0" w:color="000000"/>
+            </w:tcBorders>
+            <w:shd w:val="clear" w:color="auto" w:fill="FFFFFF"/>
+            <w:tcMar>
+              <w:top w:w="0" w:type="dxa"/>
+              <w:bottom w:w="0" w:type="dxa"/>
+              <w:left w:w="0" w:type="dxa"/>
+              <w:right w:w="0" w:type="dxa"/>
+            </w:tcMar>
+            <w:vAlign w:val="top"/>
+          </w:tcPr>
+          <w:p>
+            <w:pPr>
+              <w:pStyle w:val="Normal"/>
+              <w:jc w:val="center"/>
+              <w:pBdr>
+                <w:bottom w:val="none" w:sz="0" w:space="0" w:color="000000"/>
+                <w:top w:val="none" w:sz="0" w:space="0" w:color="000000"/>
+                <w:left w:val="none" w:sz="0" w:space="0" w:color="000000"/>
+                <w:right w:val="none" w:sz="0" w:space="0" w:color="000000"/>
+              </w:pBdr>
+              <w:spacing w:after="100" w:before="100" w:line="240"/>
+              <w:ind w:left="100" w:right="100" w:firstLine="0" w:firstLineChars="0"/>
+              <w:rPr>
+                <w:rFonts w:ascii="Helvetica" w:hAnsi="Helvetica" w:eastAsia="Helvetica" w:cs="Helvetica"/>
+                <w:i w:val="false"/>
+                <w:b w:val="false"/>
+                <w:u w:val="none"/>
+                <w:sz w:val="22"/>
+                <w:szCs w:val="22"/>
+                <w:color w:val="000000"/>
+              </w:rPr>
+            </w:pPr>
+            <w:r>
+              <w:rPr>
+                <w:rFonts w:ascii="Helvetica" w:hAnsi="Helvetica" w:eastAsia="Helvetica" w:cs="Helvetica"/>
+                <w:i w:val="false"/>
+                <w:b w:val="false"/>
+                <w:u w:val="none"/>
+                <w:sz w:val="22"/>
+                <w:szCs w:val="22"/>
+                <w:color w:val="000000"/>
+              </w:rPr>
+              <w:t xml:space="preserve">0.005</w:t>
             </w:r>
           </w:p>
         </w:tc>
@@ -12669,7 +12669,7 @@
                 <w:szCs w:val="22"/>
                 <w:color w:val="000000"/>
               </w:rPr>
-              <w:t xml:space="preserve">-4.9</w:t>
+              <w:t xml:space="preserve">-4.8</w:t>
             </w:r>
           </w:p>
         </w:tc>
@@ -12775,7 +12775,7 @@
                 <w:szCs w:val="22"/>
                 <w:color w:val="000000"/>
               </w:rPr>
-              <w:t xml:space="preserve">0.121</w:t>
+              <w:t xml:space="preserve">0.122</w:t>
             </w:r>
           </w:p>
         </w:tc>
@@ -13152,113 +13152,113 @@
                 <w:szCs w:val="22"/>
                 <w:color w:val="000000"/>
               </w:rPr>
-              <w:t xml:space="preserve">-4.0</w:t>
-            </w:r>
-          </w:p>
-        </w:tc>
-        <w:tc>
-          <w:tcPr>
-            <w:tcBorders>
-              <w:bottom w:val="none" w:sz="0" w:space="0" w:color="000000"/>
-              <w:top w:val="none" w:sz="0" w:space="0" w:color="000000"/>
-              <w:left w:val="none" w:sz="0" w:space="0" w:color="000000"/>
-              <w:right w:val="none" w:sz="0" w:space="0" w:color="000000"/>
-            </w:tcBorders>
-            <w:shd w:val="clear" w:color="auto" w:fill="FFFFFF"/>
-            <w:tcMar>
-              <w:top w:w="0" w:type="dxa"/>
-              <w:bottom w:w="0" w:type="dxa"/>
-              <w:left w:w="0" w:type="dxa"/>
-              <w:right w:w="0" w:type="dxa"/>
-            </w:tcMar>
-            <w:vAlign w:val="top"/>
-          </w:tcPr>
-          <w:p>
-            <w:pPr>
-              <w:pStyle w:val="Normal"/>
-              <w:jc w:val="center"/>
-              <w:pBdr>
-                <w:bottom w:val="none" w:sz="0" w:space="0" w:color="000000"/>
-                <w:top w:val="none" w:sz="0" w:space="0" w:color="000000"/>
-                <w:left w:val="none" w:sz="0" w:space="0" w:color="000000"/>
-                <w:right w:val="none" w:sz="0" w:space="0" w:color="000000"/>
-              </w:pBdr>
-              <w:spacing w:after="100" w:before="100" w:line="240"/>
-              <w:ind w:left="100" w:right="100" w:firstLine="0" w:firstLineChars="0"/>
-              <w:rPr>
-                <w:rFonts w:ascii="Helvetica" w:hAnsi="Helvetica" w:eastAsia="Helvetica" w:cs="Helvetica"/>
-                <w:i w:val="false"/>
-                <w:b w:val="false"/>
-                <w:u w:val="none"/>
-                <w:sz w:val="22"/>
-                <w:szCs w:val="22"/>
-                <w:color w:val="000000"/>
-              </w:rPr>
-            </w:pPr>
-            <w:r>
-              <w:rPr>
-                <w:rFonts w:ascii="Helvetica" w:hAnsi="Helvetica" w:eastAsia="Helvetica" w:cs="Helvetica"/>
-                <w:i w:val="false"/>
-                <w:b w:val="false"/>
-                <w:u w:val="none"/>
-                <w:sz w:val="22"/>
-                <w:szCs w:val="22"/>
-                <w:color w:val="000000"/>
-              </w:rPr>
-              <w:t xml:space="preserve">-12, 3.6</w:t>
-            </w:r>
-          </w:p>
-        </w:tc>
-        <w:tc>
-          <w:tcPr>
-            <w:tcBorders>
-              <w:bottom w:val="none" w:sz="0" w:space="0" w:color="000000"/>
-              <w:top w:val="none" w:sz="0" w:space="0" w:color="000000"/>
-              <w:left w:val="none" w:sz="0" w:space="0" w:color="000000"/>
-              <w:right w:val="none" w:sz="0" w:space="0" w:color="000000"/>
-            </w:tcBorders>
-            <w:shd w:val="clear" w:color="auto" w:fill="FFFFFF"/>
-            <w:tcMar>
-              <w:top w:w="0" w:type="dxa"/>
-              <w:bottom w:w="0" w:type="dxa"/>
-              <w:left w:w="0" w:type="dxa"/>
-              <w:right w:w="0" w:type="dxa"/>
-            </w:tcMar>
-            <w:vAlign w:val="top"/>
-          </w:tcPr>
-          <w:p>
-            <w:pPr>
-              <w:pStyle w:val="Normal"/>
-              <w:jc w:val="center"/>
-              <w:pBdr>
-                <w:bottom w:val="none" w:sz="0" w:space="0" w:color="000000"/>
-                <w:top w:val="none" w:sz="0" w:space="0" w:color="000000"/>
-                <w:left w:val="none" w:sz="0" w:space="0" w:color="000000"/>
-                <w:right w:val="none" w:sz="0" w:space="0" w:color="000000"/>
-              </w:pBdr>
-              <w:spacing w:after="100" w:before="100" w:line="240"/>
-              <w:ind w:left="100" w:right="100" w:firstLine="0" w:firstLineChars="0"/>
-              <w:rPr>
-                <w:rFonts w:ascii="Helvetica" w:hAnsi="Helvetica" w:eastAsia="Helvetica" w:cs="Helvetica"/>
-                <w:i w:val="false"/>
-                <w:b w:val="false"/>
-                <w:u w:val="none"/>
-                <w:sz w:val="22"/>
-                <w:szCs w:val="22"/>
-                <w:color w:val="000000"/>
-              </w:rPr>
-            </w:pPr>
-            <w:r>
-              <w:rPr>
-                <w:rFonts w:ascii="Helvetica" w:hAnsi="Helvetica" w:eastAsia="Helvetica" w:cs="Helvetica"/>
-                <w:i w:val="false"/>
-                <w:b w:val="false"/>
-                <w:u w:val="none"/>
-                <w:sz w:val="22"/>
-                <w:szCs w:val="22"/>
-                <w:color w:val="000000"/>
-              </w:rPr>
-              <w:t xml:space="preserve">0.304</w:t>
+              <w:t xml:space="preserve">-4.4</w:t>
+            </w:r>
+          </w:p>
+        </w:tc>
+        <w:tc>
+          <w:tcPr>
+            <w:tcBorders>
+              <w:bottom w:val="none" w:sz="0" w:space="0" w:color="000000"/>
+              <w:top w:val="none" w:sz="0" w:space="0" w:color="000000"/>
+              <w:left w:val="none" w:sz="0" w:space="0" w:color="000000"/>
+              <w:right w:val="none" w:sz="0" w:space="0" w:color="000000"/>
+            </w:tcBorders>
+            <w:shd w:val="clear" w:color="auto" w:fill="FFFFFF"/>
+            <w:tcMar>
+              <w:top w:w="0" w:type="dxa"/>
+              <w:bottom w:w="0" w:type="dxa"/>
+              <w:left w:w="0" w:type="dxa"/>
+              <w:right w:w="0" w:type="dxa"/>
+            </w:tcMar>
+            <w:vAlign w:val="top"/>
+          </w:tcPr>
+          <w:p>
+            <w:pPr>
+              <w:pStyle w:val="Normal"/>
+              <w:jc w:val="center"/>
+              <w:pBdr>
+                <w:bottom w:val="none" w:sz="0" w:space="0" w:color="000000"/>
+                <w:top w:val="none" w:sz="0" w:space="0" w:color="000000"/>
+                <w:left w:val="none" w:sz="0" w:space="0" w:color="000000"/>
+                <w:right w:val="none" w:sz="0" w:space="0" w:color="000000"/>
+              </w:pBdr>
+              <w:spacing w:after="100" w:before="100" w:line="240"/>
+              <w:ind w:left="100" w:right="100" w:firstLine="0" w:firstLineChars="0"/>
+              <w:rPr>
+                <w:rFonts w:ascii="Helvetica" w:hAnsi="Helvetica" w:eastAsia="Helvetica" w:cs="Helvetica"/>
+                <w:i w:val="false"/>
+                <w:b w:val="false"/>
+                <w:u w:val="none"/>
+                <w:sz w:val="22"/>
+                <w:szCs w:val="22"/>
+                <w:color w:val="000000"/>
+              </w:rPr>
+            </w:pPr>
+            <w:r>
+              <w:rPr>
+                <w:rFonts w:ascii="Helvetica" w:hAnsi="Helvetica" w:eastAsia="Helvetica" w:cs="Helvetica"/>
+                <w:i w:val="false"/>
+                <w:b w:val="false"/>
+                <w:u w:val="none"/>
+                <w:sz w:val="22"/>
+                <w:szCs w:val="22"/>
+                <w:color w:val="000000"/>
+              </w:rPr>
+              <w:t xml:space="preserve">-12, 3.2</w:t>
+            </w:r>
+          </w:p>
+        </w:tc>
+        <w:tc>
+          <w:tcPr>
+            <w:tcBorders>
+              <w:bottom w:val="none" w:sz="0" w:space="0" w:color="000000"/>
+              <w:top w:val="none" w:sz="0" w:space="0" w:color="000000"/>
+              <w:left w:val="none" w:sz="0" w:space="0" w:color="000000"/>
+              <w:right w:val="none" w:sz="0" w:space="0" w:color="000000"/>
+            </w:tcBorders>
+            <w:shd w:val="clear" w:color="auto" w:fill="FFFFFF"/>
+            <w:tcMar>
+              <w:top w:w="0" w:type="dxa"/>
+              <w:bottom w:w="0" w:type="dxa"/>
+              <w:left w:w="0" w:type="dxa"/>
+              <w:right w:w="0" w:type="dxa"/>
+            </w:tcMar>
+            <w:vAlign w:val="top"/>
+          </w:tcPr>
+          <w:p>
+            <w:pPr>
+              <w:pStyle w:val="Normal"/>
+              <w:jc w:val="center"/>
+              <w:pBdr>
+                <w:bottom w:val="none" w:sz="0" w:space="0" w:color="000000"/>
+                <w:top w:val="none" w:sz="0" w:space="0" w:color="000000"/>
+                <w:left w:val="none" w:sz="0" w:space="0" w:color="000000"/>
+                <w:right w:val="none" w:sz="0" w:space="0" w:color="000000"/>
+              </w:pBdr>
+              <w:spacing w:after="100" w:before="100" w:line="240"/>
+              <w:ind w:left="100" w:right="100" w:firstLine="0" w:firstLineChars="0"/>
+              <w:rPr>
+                <w:rFonts w:ascii="Helvetica" w:hAnsi="Helvetica" w:eastAsia="Helvetica" w:cs="Helvetica"/>
+                <w:i w:val="false"/>
+                <w:b w:val="false"/>
+                <w:u w:val="none"/>
+                <w:sz w:val="22"/>
+                <w:szCs w:val="22"/>
+                <w:color w:val="000000"/>
+              </w:rPr>
+            </w:pPr>
+            <w:r>
+              <w:rPr>
+                <w:rFonts w:ascii="Helvetica" w:hAnsi="Helvetica" w:eastAsia="Helvetica" w:cs="Helvetica"/>
+                <w:i w:val="false"/>
+                <w:b w:val="false"/>
+                <w:u w:val="none"/>
+                <w:sz w:val="22"/>
+                <w:szCs w:val="22"/>
+                <w:color w:val="000000"/>
+              </w:rPr>
+              <w:t xml:space="preserve">0.252</w:t>
             </w:r>
           </w:p>
         </w:tc>
@@ -13635,113 +13635,113 @@
                 <w:szCs w:val="22"/>
                 <w:color w:val="000000"/>
               </w:rPr>
-              <w:t xml:space="preserve">-3.9</w:t>
-            </w:r>
-          </w:p>
-        </w:tc>
-        <w:tc>
-          <w:tcPr>
-            <w:tcBorders>
-              <w:bottom w:val="none" w:sz="0" w:space="0" w:color="000000"/>
-              <w:top w:val="none" w:sz="0" w:space="0" w:color="000000"/>
-              <w:left w:val="none" w:sz="0" w:space="0" w:color="000000"/>
-              <w:right w:val="none" w:sz="0" w:space="0" w:color="000000"/>
-            </w:tcBorders>
-            <w:shd w:val="clear" w:color="auto" w:fill="FFFFFF"/>
-            <w:tcMar>
-              <w:top w:w="0" w:type="dxa"/>
-              <w:bottom w:w="0" w:type="dxa"/>
-              <w:left w:w="0" w:type="dxa"/>
-              <w:right w:w="0" w:type="dxa"/>
-            </w:tcMar>
-            <w:vAlign w:val="top"/>
-          </w:tcPr>
-          <w:p>
-            <w:pPr>
-              <w:pStyle w:val="Normal"/>
-              <w:jc w:val="center"/>
-              <w:pBdr>
-                <w:bottom w:val="none" w:sz="0" w:space="0" w:color="000000"/>
-                <w:top w:val="none" w:sz="0" w:space="0" w:color="000000"/>
-                <w:left w:val="none" w:sz="0" w:space="0" w:color="000000"/>
-                <w:right w:val="none" w:sz="0" w:space="0" w:color="000000"/>
-              </w:pBdr>
-              <w:spacing w:after="100" w:before="100" w:line="240"/>
-              <w:ind w:left="100" w:right="100" w:firstLine="0" w:firstLineChars="0"/>
-              <w:rPr>
-                <w:rFonts w:ascii="Helvetica" w:hAnsi="Helvetica" w:eastAsia="Helvetica" w:cs="Helvetica"/>
-                <w:i w:val="false"/>
-                <w:b w:val="false"/>
-                <w:u w:val="none"/>
-                <w:sz w:val="22"/>
-                <w:szCs w:val="22"/>
-                <w:color w:val="000000"/>
-              </w:rPr>
-            </w:pPr>
-            <w:r>
-              <w:rPr>
-                <w:rFonts w:ascii="Helvetica" w:hAnsi="Helvetica" w:eastAsia="Helvetica" w:cs="Helvetica"/>
-                <w:i w:val="false"/>
-                <w:b w:val="false"/>
-                <w:u w:val="none"/>
-                <w:sz w:val="22"/>
-                <w:szCs w:val="22"/>
-                <w:color w:val="000000"/>
-              </w:rPr>
-              <w:t xml:space="preserve">-13, 4.8</w:t>
-            </w:r>
-          </w:p>
-        </w:tc>
-        <w:tc>
-          <w:tcPr>
-            <w:tcBorders>
-              <w:bottom w:val="none" w:sz="0" w:space="0" w:color="000000"/>
-              <w:top w:val="none" w:sz="0" w:space="0" w:color="000000"/>
-              <w:left w:val="none" w:sz="0" w:space="0" w:color="000000"/>
-              <w:right w:val="none" w:sz="0" w:space="0" w:color="000000"/>
-            </w:tcBorders>
-            <w:shd w:val="clear" w:color="auto" w:fill="FFFFFF"/>
-            <w:tcMar>
-              <w:top w:w="0" w:type="dxa"/>
-              <w:bottom w:w="0" w:type="dxa"/>
-              <w:left w:w="0" w:type="dxa"/>
-              <w:right w:w="0" w:type="dxa"/>
-            </w:tcMar>
-            <w:vAlign w:val="top"/>
-          </w:tcPr>
-          <w:p>
-            <w:pPr>
-              <w:pStyle w:val="Normal"/>
-              <w:jc w:val="center"/>
-              <w:pBdr>
-                <w:bottom w:val="none" w:sz="0" w:space="0" w:color="000000"/>
-                <w:top w:val="none" w:sz="0" w:space="0" w:color="000000"/>
-                <w:left w:val="none" w:sz="0" w:space="0" w:color="000000"/>
-                <w:right w:val="none" w:sz="0" w:space="0" w:color="000000"/>
-              </w:pBdr>
-              <w:spacing w:after="100" w:before="100" w:line="240"/>
-              <w:ind w:left="100" w:right="100" w:firstLine="0" w:firstLineChars="0"/>
-              <w:rPr>
-                <w:rFonts w:ascii="Helvetica" w:hAnsi="Helvetica" w:eastAsia="Helvetica" w:cs="Helvetica"/>
-                <w:i w:val="false"/>
-                <w:b w:val="false"/>
-                <w:u w:val="none"/>
-                <w:sz w:val="22"/>
-                <w:szCs w:val="22"/>
-                <w:color w:val="000000"/>
-              </w:rPr>
-            </w:pPr>
-            <w:r>
-              <w:rPr>
-                <w:rFonts w:ascii="Helvetica" w:hAnsi="Helvetica" w:eastAsia="Helvetica" w:cs="Helvetica"/>
-                <w:i w:val="false"/>
-                <w:b w:val="false"/>
-                <w:u w:val="none"/>
-                <w:sz w:val="22"/>
-                <w:szCs w:val="22"/>
-                <w:color w:val="000000"/>
-              </w:rPr>
-              <w:t xml:space="preserve">0.378</w:t>
+              <w:t xml:space="preserve">-3.0</w:t>
+            </w:r>
+          </w:p>
+        </w:tc>
+        <w:tc>
+          <w:tcPr>
+            <w:tcBorders>
+              <w:bottom w:val="none" w:sz="0" w:space="0" w:color="000000"/>
+              <w:top w:val="none" w:sz="0" w:space="0" w:color="000000"/>
+              <w:left w:val="none" w:sz="0" w:space="0" w:color="000000"/>
+              <w:right w:val="none" w:sz="0" w:space="0" w:color="000000"/>
+            </w:tcBorders>
+            <w:shd w:val="clear" w:color="auto" w:fill="FFFFFF"/>
+            <w:tcMar>
+              <w:top w:w="0" w:type="dxa"/>
+              <w:bottom w:w="0" w:type="dxa"/>
+              <w:left w:w="0" w:type="dxa"/>
+              <w:right w:w="0" w:type="dxa"/>
+            </w:tcMar>
+            <w:vAlign w:val="top"/>
+          </w:tcPr>
+          <w:p>
+            <w:pPr>
+              <w:pStyle w:val="Normal"/>
+              <w:jc w:val="center"/>
+              <w:pBdr>
+                <w:bottom w:val="none" w:sz="0" w:space="0" w:color="000000"/>
+                <w:top w:val="none" w:sz="0" w:space="0" w:color="000000"/>
+                <w:left w:val="none" w:sz="0" w:space="0" w:color="000000"/>
+                <w:right w:val="none" w:sz="0" w:space="0" w:color="000000"/>
+              </w:pBdr>
+              <w:spacing w:after="100" w:before="100" w:line="240"/>
+              <w:ind w:left="100" w:right="100" w:firstLine="0" w:firstLineChars="0"/>
+              <w:rPr>
+                <w:rFonts w:ascii="Helvetica" w:hAnsi="Helvetica" w:eastAsia="Helvetica" w:cs="Helvetica"/>
+                <w:i w:val="false"/>
+                <w:b w:val="false"/>
+                <w:u w:val="none"/>
+                <w:sz w:val="22"/>
+                <w:szCs w:val="22"/>
+                <w:color w:val="000000"/>
+              </w:rPr>
+            </w:pPr>
+            <w:r>
+              <w:rPr>
+                <w:rFonts w:ascii="Helvetica" w:hAnsi="Helvetica" w:eastAsia="Helvetica" w:cs="Helvetica"/>
+                <w:i w:val="false"/>
+                <w:b w:val="false"/>
+                <w:u w:val="none"/>
+                <w:sz w:val="22"/>
+                <w:szCs w:val="22"/>
+                <w:color w:val="000000"/>
+              </w:rPr>
+              <w:t xml:space="preserve">-12, 5.7</w:t>
+            </w:r>
+          </w:p>
+        </w:tc>
+        <w:tc>
+          <w:tcPr>
+            <w:tcBorders>
+              <w:bottom w:val="none" w:sz="0" w:space="0" w:color="000000"/>
+              <w:top w:val="none" w:sz="0" w:space="0" w:color="000000"/>
+              <w:left w:val="none" w:sz="0" w:space="0" w:color="000000"/>
+              <w:right w:val="none" w:sz="0" w:space="0" w:color="000000"/>
+            </w:tcBorders>
+            <w:shd w:val="clear" w:color="auto" w:fill="FFFFFF"/>
+            <w:tcMar>
+              <w:top w:w="0" w:type="dxa"/>
+              <w:bottom w:w="0" w:type="dxa"/>
+              <w:left w:w="0" w:type="dxa"/>
+              <w:right w:w="0" w:type="dxa"/>
+            </w:tcMar>
+            <w:vAlign w:val="top"/>
+          </w:tcPr>
+          <w:p>
+            <w:pPr>
+              <w:pStyle w:val="Normal"/>
+              <w:jc w:val="center"/>
+              <w:pBdr>
+                <w:bottom w:val="none" w:sz="0" w:space="0" w:color="000000"/>
+                <w:top w:val="none" w:sz="0" w:space="0" w:color="000000"/>
+                <w:left w:val="none" w:sz="0" w:space="0" w:color="000000"/>
+                <w:right w:val="none" w:sz="0" w:space="0" w:color="000000"/>
+              </w:pBdr>
+              <w:spacing w:after="100" w:before="100" w:line="240"/>
+              <w:ind w:left="100" w:right="100" w:firstLine="0" w:firstLineChars="0"/>
+              <w:rPr>
+                <w:rFonts w:ascii="Helvetica" w:hAnsi="Helvetica" w:eastAsia="Helvetica" w:cs="Helvetica"/>
+                <w:i w:val="false"/>
+                <w:b w:val="false"/>
+                <w:u w:val="none"/>
+                <w:sz w:val="22"/>
+                <w:szCs w:val="22"/>
+                <w:color w:val="000000"/>
+              </w:rPr>
+            </w:pPr>
+            <w:r>
+              <w:rPr>
+                <w:rFonts w:ascii="Helvetica" w:hAnsi="Helvetica" w:eastAsia="Helvetica" w:cs="Helvetica"/>
+                <w:i w:val="false"/>
+                <w:b w:val="false"/>
+                <w:u w:val="none"/>
+                <w:sz w:val="22"/>
+                <w:szCs w:val="22"/>
+                <w:color w:val="000000"/>
+              </w:rPr>
+              <w:t xml:space="preserve">0.492</w:t>
             </w:r>
           </w:p>
         </w:tc>
@@ -14171,60 +14171,60 @@
                 <w:szCs w:val="22"/>
                 <w:color w:val="000000"/>
               </w:rPr>
-              <w:t xml:space="preserve">-19, -0.66</w:t>
-            </w:r>
-          </w:p>
-        </w:tc>
-        <w:tc>
-          <w:tcPr>
-            <w:tcBorders>
-              <w:bottom w:val="none" w:sz="0" w:space="0" w:color="000000"/>
-              <w:top w:val="none" w:sz="0" w:space="0" w:color="000000"/>
-              <w:left w:val="none" w:sz="0" w:space="0" w:color="000000"/>
-              <w:right w:val="none" w:sz="0" w:space="0" w:color="000000"/>
-            </w:tcBorders>
-            <w:shd w:val="clear" w:color="auto" w:fill="FFFFFF"/>
-            <w:tcMar>
-              <w:top w:w="0" w:type="dxa"/>
-              <w:bottom w:w="0" w:type="dxa"/>
-              <w:left w:w="0" w:type="dxa"/>
-              <w:right w:w="0" w:type="dxa"/>
-            </w:tcMar>
-            <w:vAlign w:val="top"/>
-          </w:tcPr>
-          <w:p>
-            <w:pPr>
-              <w:pStyle w:val="Normal"/>
-              <w:jc w:val="center"/>
-              <w:pBdr>
-                <w:bottom w:val="none" w:sz="0" w:space="0" w:color="000000"/>
-                <w:top w:val="none" w:sz="0" w:space="0" w:color="000000"/>
-                <w:left w:val="none" w:sz="0" w:space="0" w:color="000000"/>
-                <w:right w:val="none" w:sz="0" w:space="0" w:color="000000"/>
-              </w:pBdr>
-              <w:spacing w:after="100" w:before="100" w:line="240"/>
-              <w:ind w:left="100" w:right="100" w:firstLine="0" w:firstLineChars="0"/>
-              <w:rPr>
-                <w:rFonts w:ascii="Helvetica" w:hAnsi="Helvetica" w:eastAsia="Helvetica" w:cs="Helvetica"/>
-                <w:i w:val="false"/>
-                <w:b w:val="false"/>
-                <w:u w:val="none"/>
-                <w:sz w:val="22"/>
-                <w:szCs w:val="22"/>
-                <w:color w:val="000000"/>
-              </w:rPr>
-            </w:pPr>
-            <w:r>
-              <w:rPr>
-                <w:rFonts w:ascii="Helvetica" w:hAnsi="Helvetica" w:eastAsia="Helvetica" w:cs="Helvetica"/>
-                <w:i w:val="false"/>
-                <w:b w:val="false"/>
-                <w:u w:val="none"/>
-                <w:sz w:val="22"/>
-                <w:szCs w:val="22"/>
-                <w:color w:val="000000"/>
-              </w:rPr>
-              <w:t xml:space="preserve">0.036</w:t>
+              <w:t xml:space="preserve">-19, -0.74</w:t>
+            </w:r>
+          </w:p>
+        </w:tc>
+        <w:tc>
+          <w:tcPr>
+            <w:tcBorders>
+              <w:bottom w:val="none" w:sz="0" w:space="0" w:color="000000"/>
+              <w:top w:val="none" w:sz="0" w:space="0" w:color="000000"/>
+              <w:left w:val="none" w:sz="0" w:space="0" w:color="000000"/>
+              <w:right w:val="none" w:sz="0" w:space="0" w:color="000000"/>
+            </w:tcBorders>
+            <w:shd w:val="clear" w:color="auto" w:fill="FFFFFF"/>
+            <w:tcMar>
+              <w:top w:w="0" w:type="dxa"/>
+              <w:bottom w:w="0" w:type="dxa"/>
+              <w:left w:w="0" w:type="dxa"/>
+              <w:right w:w="0" w:type="dxa"/>
+            </w:tcMar>
+            <w:vAlign w:val="top"/>
+          </w:tcPr>
+          <w:p>
+            <w:pPr>
+              <w:pStyle w:val="Normal"/>
+              <w:jc w:val="center"/>
+              <w:pBdr>
+                <w:bottom w:val="none" w:sz="0" w:space="0" w:color="000000"/>
+                <w:top w:val="none" w:sz="0" w:space="0" w:color="000000"/>
+                <w:left w:val="none" w:sz="0" w:space="0" w:color="000000"/>
+                <w:right w:val="none" w:sz="0" w:space="0" w:color="000000"/>
+              </w:pBdr>
+              <w:spacing w:after="100" w:before="100" w:line="240"/>
+              <w:ind w:left="100" w:right="100" w:firstLine="0" w:firstLineChars="0"/>
+              <w:rPr>
+                <w:rFonts w:ascii="Helvetica" w:hAnsi="Helvetica" w:eastAsia="Helvetica" w:cs="Helvetica"/>
+                <w:i w:val="false"/>
+                <w:b w:val="false"/>
+                <w:u w:val="none"/>
+                <w:sz w:val="22"/>
+                <w:szCs w:val="22"/>
+                <w:color w:val="000000"/>
+              </w:rPr>
+            </w:pPr>
+            <w:r>
+              <w:rPr>
+                <w:rFonts w:ascii="Helvetica" w:hAnsi="Helvetica" w:eastAsia="Helvetica" w:cs="Helvetica"/>
+                <w:i w:val="false"/>
+                <w:b w:val="false"/>
+                <w:u w:val="none"/>
+                <w:sz w:val="22"/>
+                <w:szCs w:val="22"/>
+                <w:color w:val="000000"/>
+              </w:rPr>
+              <w:t xml:space="preserve">0.034</w:t>
             </w:r>
           </w:p>
         </w:tc>
@@ -14601,113 +14601,113 @@
                 <w:szCs w:val="22"/>
                 <w:color w:val="000000"/>
               </w:rPr>
-              <w:t xml:space="preserve">6.3</w:t>
-            </w:r>
-          </w:p>
-        </w:tc>
-        <w:tc>
-          <w:tcPr>
-            <w:tcBorders>
-              <w:bottom w:val="none" w:sz="0" w:space="0" w:color="000000"/>
-              <w:top w:val="none" w:sz="0" w:space="0" w:color="000000"/>
-              <w:left w:val="none" w:sz="0" w:space="0" w:color="000000"/>
-              <w:right w:val="none" w:sz="0" w:space="0" w:color="000000"/>
-            </w:tcBorders>
-            <w:shd w:val="clear" w:color="auto" w:fill="FFFFFF"/>
-            <w:tcMar>
-              <w:top w:w="0" w:type="dxa"/>
-              <w:bottom w:w="0" w:type="dxa"/>
-              <w:left w:w="0" w:type="dxa"/>
-              <w:right w:w="0" w:type="dxa"/>
-            </w:tcMar>
-            <w:vAlign w:val="top"/>
-          </w:tcPr>
-          <w:p>
-            <w:pPr>
-              <w:pStyle w:val="Normal"/>
-              <w:jc w:val="center"/>
-              <w:pBdr>
-                <w:bottom w:val="none" w:sz="0" w:space="0" w:color="000000"/>
-                <w:top w:val="none" w:sz="0" w:space="0" w:color="000000"/>
-                <w:left w:val="none" w:sz="0" w:space="0" w:color="000000"/>
-                <w:right w:val="none" w:sz="0" w:space="0" w:color="000000"/>
-              </w:pBdr>
-              <w:spacing w:after="100" w:before="100" w:line="240"/>
-              <w:ind w:left="100" w:right="100" w:firstLine="0" w:firstLineChars="0"/>
-              <w:rPr>
-                <w:rFonts w:ascii="Helvetica" w:hAnsi="Helvetica" w:eastAsia="Helvetica" w:cs="Helvetica"/>
-                <w:i w:val="false"/>
-                <w:b w:val="false"/>
-                <w:u w:val="none"/>
-                <w:sz w:val="22"/>
-                <w:szCs w:val="22"/>
-                <w:color w:val="000000"/>
-              </w:rPr>
-            </w:pPr>
-            <w:r>
-              <w:rPr>
-                <w:rFonts w:ascii="Helvetica" w:hAnsi="Helvetica" w:eastAsia="Helvetica" w:cs="Helvetica"/>
-                <w:i w:val="false"/>
-                <w:b w:val="false"/>
-                <w:u w:val="none"/>
-                <w:sz w:val="22"/>
-                <w:szCs w:val="22"/>
-                <w:color w:val="000000"/>
-              </w:rPr>
-              <w:t xml:space="preserve">-0.40, 13</w:t>
-            </w:r>
-          </w:p>
-        </w:tc>
-        <w:tc>
-          <w:tcPr>
-            <w:tcBorders>
-              <w:bottom w:val="none" w:sz="0" w:space="0" w:color="000000"/>
-              <w:top w:val="none" w:sz="0" w:space="0" w:color="000000"/>
-              <w:left w:val="none" w:sz="0" w:space="0" w:color="000000"/>
-              <w:right w:val="none" w:sz="0" w:space="0" w:color="000000"/>
-            </w:tcBorders>
-            <w:shd w:val="clear" w:color="auto" w:fill="FFFFFF"/>
-            <w:tcMar>
-              <w:top w:w="0" w:type="dxa"/>
-              <w:bottom w:w="0" w:type="dxa"/>
-              <w:left w:w="0" w:type="dxa"/>
-              <w:right w:w="0" w:type="dxa"/>
-            </w:tcMar>
-            <w:vAlign w:val="top"/>
-          </w:tcPr>
-          <w:p>
-            <w:pPr>
-              <w:pStyle w:val="Normal"/>
-              <w:jc w:val="center"/>
-              <w:pBdr>
-                <w:bottom w:val="none" w:sz="0" w:space="0" w:color="000000"/>
-                <w:top w:val="none" w:sz="0" w:space="0" w:color="000000"/>
-                <w:left w:val="none" w:sz="0" w:space="0" w:color="000000"/>
-                <w:right w:val="none" w:sz="0" w:space="0" w:color="000000"/>
-              </w:pBdr>
-              <w:spacing w:after="100" w:before="100" w:line="240"/>
-              <w:ind w:left="100" w:right="100" w:firstLine="0" w:firstLineChars="0"/>
-              <w:rPr>
-                <w:rFonts w:ascii="Helvetica" w:hAnsi="Helvetica" w:eastAsia="Helvetica" w:cs="Helvetica"/>
-                <w:i w:val="false"/>
-                <w:b w:val="false"/>
-                <w:u w:val="none"/>
-                <w:sz w:val="22"/>
-                <w:szCs w:val="22"/>
-                <w:color w:val="000000"/>
-              </w:rPr>
-            </w:pPr>
-            <w:r>
-              <w:rPr>
-                <w:rFonts w:ascii="Helvetica" w:hAnsi="Helvetica" w:eastAsia="Helvetica" w:cs="Helvetica"/>
-                <w:i w:val="false"/>
-                <w:b w:val="false"/>
-                <w:u w:val="none"/>
-                <w:sz w:val="22"/>
-                <w:szCs w:val="22"/>
-                <w:color w:val="000000"/>
-              </w:rPr>
-              <w:t xml:space="preserve">0.065</w:t>
+              <w:t xml:space="preserve">6.4</w:t>
+            </w:r>
+          </w:p>
+        </w:tc>
+        <w:tc>
+          <w:tcPr>
+            <w:tcBorders>
+              <w:bottom w:val="none" w:sz="0" w:space="0" w:color="000000"/>
+              <w:top w:val="none" w:sz="0" w:space="0" w:color="000000"/>
+              <w:left w:val="none" w:sz="0" w:space="0" w:color="000000"/>
+              <w:right w:val="none" w:sz="0" w:space="0" w:color="000000"/>
+            </w:tcBorders>
+            <w:shd w:val="clear" w:color="auto" w:fill="FFFFFF"/>
+            <w:tcMar>
+              <w:top w:w="0" w:type="dxa"/>
+              <w:bottom w:w="0" w:type="dxa"/>
+              <w:left w:w="0" w:type="dxa"/>
+              <w:right w:w="0" w:type="dxa"/>
+            </w:tcMar>
+            <w:vAlign w:val="top"/>
+          </w:tcPr>
+          <w:p>
+            <w:pPr>
+              <w:pStyle w:val="Normal"/>
+              <w:jc w:val="center"/>
+              <w:pBdr>
+                <w:bottom w:val="none" w:sz="0" w:space="0" w:color="000000"/>
+                <w:top w:val="none" w:sz="0" w:space="0" w:color="000000"/>
+                <w:left w:val="none" w:sz="0" w:space="0" w:color="000000"/>
+                <w:right w:val="none" w:sz="0" w:space="0" w:color="000000"/>
+              </w:pBdr>
+              <w:spacing w:after="100" w:before="100" w:line="240"/>
+              <w:ind w:left="100" w:right="100" w:firstLine="0" w:firstLineChars="0"/>
+              <w:rPr>
+                <w:rFonts w:ascii="Helvetica" w:hAnsi="Helvetica" w:eastAsia="Helvetica" w:cs="Helvetica"/>
+                <w:i w:val="false"/>
+                <w:b w:val="false"/>
+                <w:u w:val="none"/>
+                <w:sz w:val="22"/>
+                <w:szCs w:val="22"/>
+                <w:color w:val="000000"/>
+              </w:rPr>
+            </w:pPr>
+            <w:r>
+              <w:rPr>
+                <w:rFonts w:ascii="Helvetica" w:hAnsi="Helvetica" w:eastAsia="Helvetica" w:cs="Helvetica"/>
+                <w:i w:val="false"/>
+                <w:b w:val="false"/>
+                <w:u w:val="none"/>
+                <w:sz w:val="22"/>
+                <w:szCs w:val="22"/>
+                <w:color w:val="000000"/>
+              </w:rPr>
+              <w:t xml:space="preserve">-0.31, 13</w:t>
+            </w:r>
+          </w:p>
+        </w:tc>
+        <w:tc>
+          <w:tcPr>
+            <w:tcBorders>
+              <w:bottom w:val="none" w:sz="0" w:space="0" w:color="000000"/>
+              <w:top w:val="none" w:sz="0" w:space="0" w:color="000000"/>
+              <w:left w:val="none" w:sz="0" w:space="0" w:color="000000"/>
+              <w:right w:val="none" w:sz="0" w:space="0" w:color="000000"/>
+            </w:tcBorders>
+            <w:shd w:val="clear" w:color="auto" w:fill="FFFFFF"/>
+            <w:tcMar>
+              <w:top w:w="0" w:type="dxa"/>
+              <w:bottom w:w="0" w:type="dxa"/>
+              <w:left w:w="0" w:type="dxa"/>
+              <w:right w:w="0" w:type="dxa"/>
+            </w:tcMar>
+            <w:vAlign w:val="top"/>
+          </w:tcPr>
+          <w:p>
+            <w:pPr>
+              <w:pStyle w:val="Normal"/>
+              <w:jc w:val="center"/>
+              <w:pBdr>
+                <w:bottom w:val="none" w:sz="0" w:space="0" w:color="000000"/>
+                <w:top w:val="none" w:sz="0" w:space="0" w:color="000000"/>
+                <w:left w:val="none" w:sz="0" w:space="0" w:color="000000"/>
+                <w:right w:val="none" w:sz="0" w:space="0" w:color="000000"/>
+              </w:pBdr>
+              <w:spacing w:after="100" w:before="100" w:line="240"/>
+              <w:ind w:left="100" w:right="100" w:firstLine="0" w:firstLineChars="0"/>
+              <w:rPr>
+                <w:rFonts w:ascii="Helvetica" w:hAnsi="Helvetica" w:eastAsia="Helvetica" w:cs="Helvetica"/>
+                <w:i w:val="false"/>
+                <w:b w:val="false"/>
+                <w:u w:val="none"/>
+                <w:sz w:val="22"/>
+                <w:szCs w:val="22"/>
+                <w:color w:val="000000"/>
+              </w:rPr>
+            </w:pPr>
+            <w:r>
+              <w:rPr>
+                <w:rFonts w:ascii="Helvetica" w:hAnsi="Helvetica" w:eastAsia="Helvetica" w:cs="Helvetica"/>
+                <w:i w:val="false"/>
+                <w:b w:val="false"/>
+                <w:u w:val="none"/>
+                <w:sz w:val="22"/>
+                <w:szCs w:val="22"/>
+                <w:color w:val="000000"/>
+              </w:rPr>
+              <w:t xml:space="preserve">0.061</w:t>
             </w:r>
           </w:p>
         </w:tc>
@@ -15084,113 +15084,113 @@
                 <w:szCs w:val="22"/>
                 <w:color w:val="000000"/>
               </w:rPr>
-              <w:t xml:space="preserve">-0.34</w:t>
-            </w:r>
-          </w:p>
-        </w:tc>
-        <w:tc>
-          <w:tcPr>
-            <w:tcBorders>
-              <w:bottom w:val="none" w:sz="0" w:space="0" w:color="000000"/>
-              <w:top w:val="none" w:sz="0" w:space="0" w:color="000000"/>
-              <w:left w:val="none" w:sz="0" w:space="0" w:color="000000"/>
-              <w:right w:val="none" w:sz="0" w:space="0" w:color="000000"/>
-            </w:tcBorders>
-            <w:shd w:val="clear" w:color="auto" w:fill="FFFFFF"/>
-            <w:tcMar>
-              <w:top w:w="0" w:type="dxa"/>
-              <w:bottom w:w="0" w:type="dxa"/>
-              <w:left w:w="0" w:type="dxa"/>
-              <w:right w:w="0" w:type="dxa"/>
-            </w:tcMar>
-            <w:vAlign w:val="top"/>
-          </w:tcPr>
-          <w:p>
-            <w:pPr>
-              <w:pStyle w:val="Normal"/>
-              <w:jc w:val="center"/>
-              <w:pBdr>
-                <w:bottom w:val="none" w:sz="0" w:space="0" w:color="000000"/>
-                <w:top w:val="none" w:sz="0" w:space="0" w:color="000000"/>
-                <w:left w:val="none" w:sz="0" w:space="0" w:color="000000"/>
-                <w:right w:val="none" w:sz="0" w:space="0" w:color="000000"/>
-              </w:pBdr>
-              <w:spacing w:after="100" w:before="100" w:line="240"/>
-              <w:ind w:left="100" w:right="100" w:firstLine="0" w:firstLineChars="0"/>
-              <w:rPr>
-                <w:rFonts w:ascii="Helvetica" w:hAnsi="Helvetica" w:eastAsia="Helvetica" w:cs="Helvetica"/>
-                <w:i w:val="false"/>
-                <w:b w:val="false"/>
-                <w:u w:val="none"/>
-                <w:sz w:val="22"/>
-                <w:szCs w:val="22"/>
-                <w:color w:val="000000"/>
-              </w:rPr>
-            </w:pPr>
-            <w:r>
-              <w:rPr>
-                <w:rFonts w:ascii="Helvetica" w:hAnsi="Helvetica" w:eastAsia="Helvetica" w:cs="Helvetica"/>
-                <w:i w:val="false"/>
-                <w:b w:val="false"/>
-                <w:u w:val="none"/>
-                <w:sz w:val="22"/>
-                <w:szCs w:val="22"/>
-                <w:color w:val="000000"/>
-              </w:rPr>
-              <w:t xml:space="preserve">-0.68, 0.00</w:t>
-            </w:r>
-          </w:p>
-        </w:tc>
-        <w:tc>
-          <w:tcPr>
-            <w:tcBorders>
-              <w:bottom w:val="none" w:sz="0" w:space="0" w:color="000000"/>
-              <w:top w:val="none" w:sz="0" w:space="0" w:color="000000"/>
-              <w:left w:val="none" w:sz="0" w:space="0" w:color="000000"/>
-              <w:right w:val="none" w:sz="0" w:space="0" w:color="000000"/>
-            </w:tcBorders>
-            <w:shd w:val="clear" w:color="auto" w:fill="FFFFFF"/>
-            <w:tcMar>
-              <w:top w:w="0" w:type="dxa"/>
-              <w:bottom w:w="0" w:type="dxa"/>
-              <w:left w:w="0" w:type="dxa"/>
-              <w:right w:w="0" w:type="dxa"/>
-            </w:tcMar>
-            <w:vAlign w:val="top"/>
-          </w:tcPr>
-          <w:p>
-            <w:pPr>
-              <w:pStyle w:val="Normal"/>
-              <w:jc w:val="center"/>
-              <w:pBdr>
-                <w:bottom w:val="none" w:sz="0" w:space="0" w:color="000000"/>
-                <w:top w:val="none" w:sz="0" w:space="0" w:color="000000"/>
-                <w:left w:val="none" w:sz="0" w:space="0" w:color="000000"/>
-                <w:right w:val="none" w:sz="0" w:space="0" w:color="000000"/>
-              </w:pBdr>
-              <w:spacing w:after="100" w:before="100" w:line="240"/>
-              <w:ind w:left="100" w:right="100" w:firstLine="0" w:firstLineChars="0"/>
-              <w:rPr>
-                <w:rFonts w:ascii="Helvetica" w:hAnsi="Helvetica" w:eastAsia="Helvetica" w:cs="Helvetica"/>
-                <w:i w:val="false"/>
-                <w:b w:val="false"/>
-                <w:u w:val="none"/>
-                <w:sz w:val="22"/>
-                <w:szCs w:val="22"/>
-                <w:color w:val="000000"/>
-              </w:rPr>
-            </w:pPr>
-            <w:r>
-              <w:rPr>
-                <w:rFonts w:ascii="Helvetica" w:hAnsi="Helvetica" w:eastAsia="Helvetica" w:cs="Helvetica"/>
-                <w:i w:val="false"/>
-                <w:b w:val="false"/>
-                <w:u w:val="none"/>
-                <w:sz w:val="22"/>
-                <w:szCs w:val="22"/>
-                <w:color w:val="000000"/>
-              </w:rPr>
-              <w:t xml:space="preserve">0.048</w:t>
+              <w:t xml:space="preserve">-0.33</w:t>
+            </w:r>
+          </w:p>
+        </w:tc>
+        <w:tc>
+          <w:tcPr>
+            <w:tcBorders>
+              <w:bottom w:val="none" w:sz="0" w:space="0" w:color="000000"/>
+              <w:top w:val="none" w:sz="0" w:space="0" w:color="000000"/>
+              <w:left w:val="none" w:sz="0" w:space="0" w:color="000000"/>
+              <w:right w:val="none" w:sz="0" w:space="0" w:color="000000"/>
+            </w:tcBorders>
+            <w:shd w:val="clear" w:color="auto" w:fill="FFFFFF"/>
+            <w:tcMar>
+              <w:top w:w="0" w:type="dxa"/>
+              <w:bottom w:w="0" w:type="dxa"/>
+              <w:left w:w="0" w:type="dxa"/>
+              <w:right w:w="0" w:type="dxa"/>
+            </w:tcMar>
+            <w:vAlign w:val="top"/>
+          </w:tcPr>
+          <w:p>
+            <w:pPr>
+              <w:pStyle w:val="Normal"/>
+              <w:jc w:val="center"/>
+              <w:pBdr>
+                <w:bottom w:val="none" w:sz="0" w:space="0" w:color="000000"/>
+                <w:top w:val="none" w:sz="0" w:space="0" w:color="000000"/>
+                <w:left w:val="none" w:sz="0" w:space="0" w:color="000000"/>
+                <w:right w:val="none" w:sz="0" w:space="0" w:color="000000"/>
+              </w:pBdr>
+              <w:spacing w:after="100" w:before="100" w:line="240"/>
+              <w:ind w:left="100" w:right="100" w:firstLine="0" w:firstLineChars="0"/>
+              <w:rPr>
+                <w:rFonts w:ascii="Helvetica" w:hAnsi="Helvetica" w:eastAsia="Helvetica" w:cs="Helvetica"/>
+                <w:i w:val="false"/>
+                <w:b w:val="false"/>
+                <w:u w:val="none"/>
+                <w:sz w:val="22"/>
+                <w:szCs w:val="22"/>
+                <w:color w:val="000000"/>
+              </w:rPr>
+            </w:pPr>
+            <w:r>
+              <w:rPr>
+                <w:rFonts w:ascii="Helvetica" w:hAnsi="Helvetica" w:eastAsia="Helvetica" w:cs="Helvetica"/>
+                <w:i w:val="false"/>
+                <w:b w:val="false"/>
+                <w:u w:val="none"/>
+                <w:sz w:val="22"/>
+                <w:szCs w:val="22"/>
+                <w:color w:val="000000"/>
+              </w:rPr>
+              <w:t xml:space="preserve">-0.67, 0.00</w:t>
+            </w:r>
+          </w:p>
+        </w:tc>
+        <w:tc>
+          <w:tcPr>
+            <w:tcBorders>
+              <w:bottom w:val="none" w:sz="0" w:space="0" w:color="000000"/>
+              <w:top w:val="none" w:sz="0" w:space="0" w:color="000000"/>
+              <w:left w:val="none" w:sz="0" w:space="0" w:color="000000"/>
+              <w:right w:val="none" w:sz="0" w:space="0" w:color="000000"/>
+            </w:tcBorders>
+            <w:shd w:val="clear" w:color="auto" w:fill="FFFFFF"/>
+            <w:tcMar>
+              <w:top w:w="0" w:type="dxa"/>
+              <w:bottom w:w="0" w:type="dxa"/>
+              <w:left w:w="0" w:type="dxa"/>
+              <w:right w:w="0" w:type="dxa"/>
+            </w:tcMar>
+            <w:vAlign w:val="top"/>
+          </w:tcPr>
+          <w:p>
+            <w:pPr>
+              <w:pStyle w:val="Normal"/>
+              <w:jc w:val="center"/>
+              <w:pBdr>
+                <w:bottom w:val="none" w:sz="0" w:space="0" w:color="000000"/>
+                <w:top w:val="none" w:sz="0" w:space="0" w:color="000000"/>
+                <w:left w:val="none" w:sz="0" w:space="0" w:color="000000"/>
+                <w:right w:val="none" w:sz="0" w:space="0" w:color="000000"/>
+              </w:pBdr>
+              <w:spacing w:after="100" w:before="100" w:line="240"/>
+              <w:ind w:left="100" w:right="100" w:firstLine="0" w:firstLineChars="0"/>
+              <w:rPr>
+                <w:rFonts w:ascii="Helvetica" w:hAnsi="Helvetica" w:eastAsia="Helvetica" w:cs="Helvetica"/>
+                <w:i w:val="false"/>
+                <w:b w:val="false"/>
+                <w:u w:val="none"/>
+                <w:sz w:val="22"/>
+                <w:szCs w:val="22"/>
+                <w:color w:val="000000"/>
+              </w:rPr>
+            </w:pPr>
+            <w:r>
+              <w:rPr>
+                <w:rFonts w:ascii="Helvetica" w:hAnsi="Helvetica" w:eastAsia="Helvetica" w:cs="Helvetica"/>
+                <w:i w:val="false"/>
+                <w:b w:val="false"/>
+                <w:u w:val="none"/>
+                <w:sz w:val="22"/>
+                <w:szCs w:val="22"/>
+                <w:color w:val="000000"/>
+              </w:rPr>
+              <w:t xml:space="preserve">0.051</w:t>
             </w:r>
           </w:p>
         </w:tc>
@@ -15567,113 +15567,113 @@
                 <w:szCs w:val="22"/>
                 <w:color w:val="000000"/>
               </w:rPr>
-              <w:t xml:space="preserve">5.3</w:t>
-            </w:r>
-          </w:p>
-        </w:tc>
-        <w:tc>
-          <w:tcPr>
-            <w:tcBorders>
-              <w:bottom w:val="none" w:sz="0" w:space="0" w:color="000000"/>
-              <w:top w:val="none" w:sz="0" w:space="0" w:color="000000"/>
-              <w:left w:val="none" w:sz="0" w:space="0" w:color="000000"/>
-              <w:right w:val="none" w:sz="0" w:space="0" w:color="000000"/>
-            </w:tcBorders>
-            <w:shd w:val="clear" w:color="auto" w:fill="FFFFFF"/>
-            <w:tcMar>
-              <w:top w:w="0" w:type="dxa"/>
-              <w:bottom w:w="0" w:type="dxa"/>
-              <w:left w:w="0" w:type="dxa"/>
-              <w:right w:w="0" w:type="dxa"/>
-            </w:tcMar>
-            <w:vAlign w:val="top"/>
-          </w:tcPr>
-          <w:p>
-            <w:pPr>
-              <w:pStyle w:val="Normal"/>
-              <w:jc w:val="center"/>
-              <w:pBdr>
-                <w:bottom w:val="none" w:sz="0" w:space="0" w:color="000000"/>
-                <w:top w:val="none" w:sz="0" w:space="0" w:color="000000"/>
-                <w:left w:val="none" w:sz="0" w:space="0" w:color="000000"/>
-                <w:right w:val="none" w:sz="0" w:space="0" w:color="000000"/>
-              </w:pBdr>
-              <w:spacing w:after="100" w:before="100" w:line="240"/>
-              <w:ind w:left="100" w:right="100" w:firstLine="0" w:firstLineChars="0"/>
-              <w:rPr>
-                <w:rFonts w:ascii="Helvetica" w:hAnsi="Helvetica" w:eastAsia="Helvetica" w:cs="Helvetica"/>
-                <w:i w:val="false"/>
-                <w:b w:val="false"/>
-                <w:u w:val="none"/>
-                <w:sz w:val="22"/>
-                <w:szCs w:val="22"/>
-                <w:color w:val="000000"/>
-              </w:rPr>
-            </w:pPr>
-            <w:r>
-              <w:rPr>
-                <w:rFonts w:ascii="Helvetica" w:hAnsi="Helvetica" w:eastAsia="Helvetica" w:cs="Helvetica"/>
-                <w:i w:val="false"/>
-                <w:b w:val="false"/>
-                <w:u w:val="none"/>
-                <w:sz w:val="22"/>
-                <w:szCs w:val="22"/>
-                <w:color w:val="000000"/>
-              </w:rPr>
-              <w:t xml:space="preserve">0.20, 10</w:t>
-            </w:r>
-          </w:p>
-        </w:tc>
-        <w:tc>
-          <w:tcPr>
-            <w:tcBorders>
-              <w:bottom w:val="none" w:sz="0" w:space="0" w:color="000000"/>
-              <w:top w:val="none" w:sz="0" w:space="0" w:color="000000"/>
-              <w:left w:val="none" w:sz="0" w:space="0" w:color="000000"/>
-              <w:right w:val="none" w:sz="0" w:space="0" w:color="000000"/>
-            </w:tcBorders>
-            <w:shd w:val="clear" w:color="auto" w:fill="FFFFFF"/>
-            <w:tcMar>
-              <w:top w:w="0" w:type="dxa"/>
-              <w:bottom w:w="0" w:type="dxa"/>
-              <w:left w:w="0" w:type="dxa"/>
-              <w:right w:w="0" w:type="dxa"/>
-            </w:tcMar>
-            <w:vAlign w:val="top"/>
-          </w:tcPr>
-          <w:p>
-            <w:pPr>
-              <w:pStyle w:val="Normal"/>
-              <w:jc w:val="center"/>
-              <w:pBdr>
-                <w:bottom w:val="none" w:sz="0" w:space="0" w:color="000000"/>
-                <w:top w:val="none" w:sz="0" w:space="0" w:color="000000"/>
-                <w:left w:val="none" w:sz="0" w:space="0" w:color="000000"/>
-                <w:right w:val="none" w:sz="0" w:space="0" w:color="000000"/>
-              </w:pBdr>
-              <w:spacing w:after="100" w:before="100" w:line="240"/>
-              <w:ind w:left="100" w:right="100" w:firstLine="0" w:firstLineChars="0"/>
-              <w:rPr>
-                <w:rFonts w:ascii="Helvetica" w:hAnsi="Helvetica" w:eastAsia="Helvetica" w:cs="Helvetica"/>
-                <w:i w:val="false"/>
-                <w:b w:val="false"/>
-                <w:u w:val="none"/>
-                <w:sz w:val="22"/>
-                <w:szCs w:val="22"/>
-                <w:color w:val="000000"/>
-              </w:rPr>
-            </w:pPr>
-            <w:r>
-              <w:rPr>
-                <w:rFonts w:ascii="Helvetica" w:hAnsi="Helvetica" w:eastAsia="Helvetica" w:cs="Helvetica"/>
-                <w:i w:val="false"/>
-                <w:b w:val="false"/>
-                <w:u w:val="none"/>
-                <w:sz w:val="22"/>
-                <w:szCs w:val="22"/>
-                <w:color w:val="000000"/>
-              </w:rPr>
-              <w:t xml:space="preserve">0.042</w:t>
+              <w:t xml:space="preserve">5.5</w:t>
+            </w:r>
+          </w:p>
+        </w:tc>
+        <w:tc>
+          <w:tcPr>
+            <w:tcBorders>
+              <w:bottom w:val="none" w:sz="0" w:space="0" w:color="000000"/>
+              <w:top w:val="none" w:sz="0" w:space="0" w:color="000000"/>
+              <w:left w:val="none" w:sz="0" w:space="0" w:color="000000"/>
+              <w:right w:val="none" w:sz="0" w:space="0" w:color="000000"/>
+            </w:tcBorders>
+            <w:shd w:val="clear" w:color="auto" w:fill="FFFFFF"/>
+            <w:tcMar>
+              <w:top w:w="0" w:type="dxa"/>
+              <w:bottom w:w="0" w:type="dxa"/>
+              <w:left w:w="0" w:type="dxa"/>
+              <w:right w:w="0" w:type="dxa"/>
+            </w:tcMar>
+            <w:vAlign w:val="top"/>
+          </w:tcPr>
+          <w:p>
+            <w:pPr>
+              <w:pStyle w:val="Normal"/>
+              <w:jc w:val="center"/>
+              <w:pBdr>
+                <w:bottom w:val="none" w:sz="0" w:space="0" w:color="000000"/>
+                <w:top w:val="none" w:sz="0" w:space="0" w:color="000000"/>
+                <w:left w:val="none" w:sz="0" w:space="0" w:color="000000"/>
+                <w:right w:val="none" w:sz="0" w:space="0" w:color="000000"/>
+              </w:pBdr>
+              <w:spacing w:after="100" w:before="100" w:line="240"/>
+              <w:ind w:left="100" w:right="100" w:firstLine="0" w:firstLineChars="0"/>
+              <w:rPr>
+                <w:rFonts w:ascii="Helvetica" w:hAnsi="Helvetica" w:eastAsia="Helvetica" w:cs="Helvetica"/>
+                <w:i w:val="false"/>
+                <w:b w:val="false"/>
+                <w:u w:val="none"/>
+                <w:sz w:val="22"/>
+                <w:szCs w:val="22"/>
+                <w:color w:val="000000"/>
+              </w:rPr>
+            </w:pPr>
+            <w:r>
+              <w:rPr>
+                <w:rFonts w:ascii="Helvetica" w:hAnsi="Helvetica" w:eastAsia="Helvetica" w:cs="Helvetica"/>
+                <w:i w:val="false"/>
+                <w:b w:val="false"/>
+                <w:u w:val="none"/>
+                <w:sz w:val="22"/>
+                <w:szCs w:val="22"/>
+                <w:color w:val="000000"/>
+              </w:rPr>
+              <w:t xml:space="preserve">0.46, 10</w:t>
+            </w:r>
+          </w:p>
+        </w:tc>
+        <w:tc>
+          <w:tcPr>
+            <w:tcBorders>
+              <w:bottom w:val="none" w:sz="0" w:space="0" w:color="000000"/>
+              <w:top w:val="none" w:sz="0" w:space="0" w:color="000000"/>
+              <w:left w:val="none" w:sz="0" w:space="0" w:color="000000"/>
+              <w:right w:val="none" w:sz="0" w:space="0" w:color="000000"/>
+            </w:tcBorders>
+            <w:shd w:val="clear" w:color="auto" w:fill="FFFFFF"/>
+            <w:tcMar>
+              <w:top w:w="0" w:type="dxa"/>
+              <w:bottom w:w="0" w:type="dxa"/>
+              <w:left w:w="0" w:type="dxa"/>
+              <w:right w:w="0" w:type="dxa"/>
+            </w:tcMar>
+            <w:vAlign w:val="top"/>
+          </w:tcPr>
+          <w:p>
+            <w:pPr>
+              <w:pStyle w:val="Normal"/>
+              <w:jc w:val="center"/>
+              <w:pBdr>
+                <w:bottom w:val="none" w:sz="0" w:space="0" w:color="000000"/>
+                <w:top w:val="none" w:sz="0" w:space="0" w:color="000000"/>
+                <w:left w:val="none" w:sz="0" w:space="0" w:color="000000"/>
+                <w:right w:val="none" w:sz="0" w:space="0" w:color="000000"/>
+              </w:pBdr>
+              <w:spacing w:after="100" w:before="100" w:line="240"/>
+              <w:ind w:left="100" w:right="100" w:firstLine="0" w:firstLineChars="0"/>
+              <w:rPr>
+                <w:rFonts w:ascii="Helvetica" w:hAnsi="Helvetica" w:eastAsia="Helvetica" w:cs="Helvetica"/>
+                <w:i w:val="false"/>
+                <w:b w:val="false"/>
+                <w:u w:val="none"/>
+                <w:sz w:val="22"/>
+                <w:szCs w:val="22"/>
+                <w:color w:val="000000"/>
+              </w:rPr>
+            </w:pPr>
+            <w:r>
+              <w:rPr>
+                <w:rFonts w:ascii="Helvetica" w:hAnsi="Helvetica" w:eastAsia="Helvetica" w:cs="Helvetica"/>
+                <w:i w:val="false"/>
+                <w:b w:val="false"/>
+                <w:u w:val="none"/>
+                <w:sz w:val="22"/>
+                <w:szCs w:val="22"/>
+                <w:color w:val="000000"/>
+              </w:rPr>
+              <w:t xml:space="preserve">0.033</w:t>
             </w:r>
           </w:p>
         </w:tc>
@@ -16050,113 +16050,113 @@
                 <w:szCs w:val="22"/>
                 <w:color w:val="000000"/>
               </w:rPr>
-              <w:t xml:space="preserve">-1.6</w:t>
-            </w:r>
-          </w:p>
-        </w:tc>
-        <w:tc>
-          <w:tcPr>
-            <w:tcBorders>
-              <w:bottom w:val="none" w:sz="0" w:space="0" w:color="000000"/>
-              <w:top w:val="none" w:sz="0" w:space="0" w:color="000000"/>
-              <w:left w:val="none" w:sz="0" w:space="0" w:color="000000"/>
-              <w:right w:val="none" w:sz="0" w:space="0" w:color="000000"/>
-            </w:tcBorders>
-            <w:shd w:val="clear" w:color="auto" w:fill="FFFFFF"/>
-            <w:tcMar>
-              <w:top w:w="0" w:type="dxa"/>
-              <w:bottom w:w="0" w:type="dxa"/>
-              <w:left w:w="0" w:type="dxa"/>
-              <w:right w:w="0" w:type="dxa"/>
-            </w:tcMar>
-            <w:vAlign w:val="top"/>
-          </w:tcPr>
-          <w:p>
-            <w:pPr>
-              <w:pStyle w:val="Normal"/>
-              <w:jc w:val="center"/>
-              <w:pBdr>
-                <w:bottom w:val="none" w:sz="0" w:space="0" w:color="000000"/>
-                <w:top w:val="none" w:sz="0" w:space="0" w:color="000000"/>
-                <w:left w:val="none" w:sz="0" w:space="0" w:color="000000"/>
-                <w:right w:val="none" w:sz="0" w:space="0" w:color="000000"/>
-              </w:pBdr>
-              <w:spacing w:after="100" w:before="100" w:line="240"/>
-              <w:ind w:left="100" w:right="100" w:firstLine="0" w:firstLineChars="0"/>
-              <w:rPr>
-                <w:rFonts w:ascii="Helvetica" w:hAnsi="Helvetica" w:eastAsia="Helvetica" w:cs="Helvetica"/>
-                <w:i w:val="false"/>
-                <w:b w:val="false"/>
-                <w:u w:val="none"/>
-                <w:sz w:val="22"/>
-                <w:szCs w:val="22"/>
-                <w:color w:val="000000"/>
-              </w:rPr>
-            </w:pPr>
-            <w:r>
-              <w:rPr>
-                <w:rFonts w:ascii="Helvetica" w:hAnsi="Helvetica" w:eastAsia="Helvetica" w:cs="Helvetica"/>
-                <w:i w:val="false"/>
-                <w:b w:val="false"/>
-                <w:u w:val="none"/>
-                <w:sz w:val="22"/>
-                <w:szCs w:val="22"/>
-                <w:color w:val="000000"/>
-              </w:rPr>
-              <w:t xml:space="preserve">-7.3, 4.0</w:t>
-            </w:r>
-          </w:p>
-        </w:tc>
-        <w:tc>
-          <w:tcPr>
-            <w:tcBorders>
-              <w:bottom w:val="none" w:sz="0" w:space="0" w:color="000000"/>
-              <w:top w:val="none" w:sz="0" w:space="0" w:color="000000"/>
-              <w:left w:val="none" w:sz="0" w:space="0" w:color="000000"/>
-              <w:right w:val="none" w:sz="0" w:space="0" w:color="000000"/>
-            </w:tcBorders>
-            <w:shd w:val="clear" w:color="auto" w:fill="FFFFFF"/>
-            <w:tcMar>
-              <w:top w:w="0" w:type="dxa"/>
-              <w:bottom w:w="0" w:type="dxa"/>
-              <w:left w:w="0" w:type="dxa"/>
-              <w:right w:w="0" w:type="dxa"/>
-            </w:tcMar>
-            <w:vAlign w:val="top"/>
-          </w:tcPr>
-          <w:p>
-            <w:pPr>
-              <w:pStyle w:val="Normal"/>
-              <w:jc w:val="center"/>
-              <w:pBdr>
-                <w:bottom w:val="none" w:sz="0" w:space="0" w:color="000000"/>
-                <w:top w:val="none" w:sz="0" w:space="0" w:color="000000"/>
-                <w:left w:val="none" w:sz="0" w:space="0" w:color="000000"/>
-                <w:right w:val="none" w:sz="0" w:space="0" w:color="000000"/>
-              </w:pBdr>
-              <w:spacing w:after="100" w:before="100" w:line="240"/>
-              <w:ind w:left="100" w:right="100" w:firstLine="0" w:firstLineChars="0"/>
-              <w:rPr>
-                <w:rFonts w:ascii="Helvetica" w:hAnsi="Helvetica" w:eastAsia="Helvetica" w:cs="Helvetica"/>
-                <w:i w:val="false"/>
-                <w:b w:val="false"/>
-                <w:u w:val="none"/>
-                <w:sz w:val="22"/>
-                <w:szCs w:val="22"/>
-                <w:color w:val="000000"/>
-              </w:rPr>
-            </w:pPr>
-            <w:r>
-              <w:rPr>
-                <w:rFonts w:ascii="Helvetica" w:hAnsi="Helvetica" w:eastAsia="Helvetica" w:cs="Helvetica"/>
-                <w:i w:val="false"/>
-                <w:b w:val="false"/>
-                <w:u w:val="none"/>
-                <w:sz w:val="22"/>
-                <w:szCs w:val="22"/>
-                <w:color w:val="000000"/>
-              </w:rPr>
-              <w:t xml:space="preserve">0.565</w:t>
+              <w:t xml:space="preserve">-2.0</w:t>
+            </w:r>
+          </w:p>
+        </w:tc>
+        <w:tc>
+          <w:tcPr>
+            <w:tcBorders>
+              <w:bottom w:val="none" w:sz="0" w:space="0" w:color="000000"/>
+              <w:top w:val="none" w:sz="0" w:space="0" w:color="000000"/>
+              <w:left w:val="none" w:sz="0" w:space="0" w:color="000000"/>
+              <w:right w:val="none" w:sz="0" w:space="0" w:color="000000"/>
+            </w:tcBorders>
+            <w:shd w:val="clear" w:color="auto" w:fill="FFFFFF"/>
+            <w:tcMar>
+              <w:top w:w="0" w:type="dxa"/>
+              <w:bottom w:w="0" w:type="dxa"/>
+              <w:left w:w="0" w:type="dxa"/>
+              <w:right w:w="0" w:type="dxa"/>
+            </w:tcMar>
+            <w:vAlign w:val="top"/>
+          </w:tcPr>
+          <w:p>
+            <w:pPr>
+              <w:pStyle w:val="Normal"/>
+              <w:jc w:val="center"/>
+              <w:pBdr>
+                <w:bottom w:val="none" w:sz="0" w:space="0" w:color="000000"/>
+                <w:top w:val="none" w:sz="0" w:space="0" w:color="000000"/>
+                <w:left w:val="none" w:sz="0" w:space="0" w:color="000000"/>
+                <w:right w:val="none" w:sz="0" w:space="0" w:color="000000"/>
+              </w:pBdr>
+              <w:spacing w:after="100" w:before="100" w:line="240"/>
+              <w:ind w:left="100" w:right="100" w:firstLine="0" w:firstLineChars="0"/>
+              <w:rPr>
+                <w:rFonts w:ascii="Helvetica" w:hAnsi="Helvetica" w:eastAsia="Helvetica" w:cs="Helvetica"/>
+                <w:i w:val="false"/>
+                <w:b w:val="false"/>
+                <w:u w:val="none"/>
+                <w:sz w:val="22"/>
+                <w:szCs w:val="22"/>
+                <w:color w:val="000000"/>
+              </w:rPr>
+            </w:pPr>
+            <w:r>
+              <w:rPr>
+                <w:rFonts w:ascii="Helvetica" w:hAnsi="Helvetica" w:eastAsia="Helvetica" w:cs="Helvetica"/>
+                <w:i w:val="false"/>
+                <w:b w:val="false"/>
+                <w:u w:val="none"/>
+                <w:sz w:val="22"/>
+                <w:szCs w:val="22"/>
+                <w:color w:val="000000"/>
+              </w:rPr>
+              <w:t xml:space="preserve">-7.6, 3.6</w:t>
+            </w:r>
+          </w:p>
+        </w:tc>
+        <w:tc>
+          <w:tcPr>
+            <w:tcBorders>
+              <w:bottom w:val="none" w:sz="0" w:space="0" w:color="000000"/>
+              <w:top w:val="none" w:sz="0" w:space="0" w:color="000000"/>
+              <w:left w:val="none" w:sz="0" w:space="0" w:color="000000"/>
+              <w:right w:val="none" w:sz="0" w:space="0" w:color="000000"/>
+            </w:tcBorders>
+            <w:shd w:val="clear" w:color="auto" w:fill="FFFFFF"/>
+            <w:tcMar>
+              <w:top w:w="0" w:type="dxa"/>
+              <w:bottom w:w="0" w:type="dxa"/>
+              <w:left w:w="0" w:type="dxa"/>
+              <w:right w:w="0" w:type="dxa"/>
+            </w:tcMar>
+            <w:vAlign w:val="top"/>
+          </w:tcPr>
+          <w:p>
+            <w:pPr>
+              <w:pStyle w:val="Normal"/>
+              <w:jc w:val="center"/>
+              <w:pBdr>
+                <w:bottom w:val="none" w:sz="0" w:space="0" w:color="000000"/>
+                <w:top w:val="none" w:sz="0" w:space="0" w:color="000000"/>
+                <w:left w:val="none" w:sz="0" w:space="0" w:color="000000"/>
+                <w:right w:val="none" w:sz="0" w:space="0" w:color="000000"/>
+              </w:pBdr>
+              <w:spacing w:after="100" w:before="100" w:line="240"/>
+              <w:ind w:left="100" w:right="100" w:firstLine="0" w:firstLineChars="0"/>
+              <w:rPr>
+                <w:rFonts w:ascii="Helvetica" w:hAnsi="Helvetica" w:eastAsia="Helvetica" w:cs="Helvetica"/>
+                <w:i w:val="false"/>
+                <w:b w:val="false"/>
+                <w:u w:val="none"/>
+                <w:sz w:val="22"/>
+                <w:szCs w:val="22"/>
+                <w:color w:val="000000"/>
+              </w:rPr>
+            </w:pPr>
+            <w:r>
+              <w:rPr>
+                <w:rFonts w:ascii="Helvetica" w:hAnsi="Helvetica" w:eastAsia="Helvetica" w:cs="Helvetica"/>
+                <w:i w:val="false"/>
+                <w:b w:val="false"/>
+                <w:u w:val="none"/>
+                <w:sz w:val="22"/>
+                <w:szCs w:val="22"/>
+                <w:color w:val="000000"/>
+              </w:rPr>
+              <w:t xml:space="preserve">0.477</w:t>
             </w:r>
           </w:p>
         </w:tc>
@@ -16215,7 +16215,7 @@
                 <w:szCs w:val="22"/>
                 <w:color w:val="000000"/>
               </w:rPr>
-              <w:t xml:space="preserve">ckd_epi_gfr_cre_cys</w:t>
+              <w:t xml:space="preserve">baseline_cre_egfr</w:t>
             </w:r>
           </w:p>
         </w:tc>
@@ -16321,7 +16321,7 @@
                 <w:szCs w:val="22"/>
                 <w:color w:val="000000"/>
               </w:rPr>
-              <w:t xml:space="preserve">-0.04</w:t>
+              <w:t xml:space="preserve">-0.13</w:t>
             </w:r>
           </w:p>
         </w:tc>
@@ -16374,7 +16374,7 @@
                 <w:szCs w:val="22"/>
                 <w:color w:val="000000"/>
               </w:rPr>
-              <w:t xml:space="preserve">-0.14, 0.05</w:t>
+              <w:t xml:space="preserve">-0.23, -0.02</w:t>
             </w:r>
           </w:p>
         </w:tc>
@@ -16427,7 +16427,7 @@
                 <w:szCs w:val="22"/>
                 <w:color w:val="000000"/>
               </w:rPr>
-              <w:t xml:space="preserve">0.359</w:t>
+              <w:t xml:space="preserve">0.017</w:t>
             </w:r>
           </w:p>
         </w:tc>
@@ -16533,7 +16533,7 @@
                 <w:szCs w:val="22"/>
                 <w:color w:val="000000"/>
               </w:rPr>
-              <w:t xml:space="preserve">-0.19</w:t>
+              <w:t xml:space="preserve">-0.22</w:t>
             </w:r>
           </w:p>
         </w:tc>
@@ -16586,7 +16586,7 @@
                 <w:szCs w:val="22"/>
                 <w:color w:val="000000"/>
               </w:rPr>
-              <w:t xml:space="preserve">-0.31, -0.06</w:t>
+              <w:t xml:space="preserve">-0.35, -0.09</w:t>
             </w:r>
           </w:p>
         </w:tc>
@@ -16639,7 +16639,7 @@
                 <w:szCs w:val="22"/>
                 <w:color w:val="000000"/>
               </w:rPr>
-              <w:t xml:space="preserve">0.003</w:t>
+              <w:t xml:space="preserve">&lt;0.001</w:t>
             </w:r>
           </w:p>
         </w:tc>
